--- a/_Documects/end/แบบสอบถาม-ระบบ.docx
+++ b/_Documects/end/แบบสอบถาม-ระบบ.docx
@@ -1,6 +1,6 @@
 
 <file path=word/document.xml><?xml version="1.0" encoding="utf-8"?>
-<w:document xmlns:wpc="http://schemas.microsoft.com/office/word/2010/wordprocessingCanvas" xmlns:cx="http://schemas.microsoft.com/office/drawing/2014/chartex" xmlns:cx1="http://schemas.microsoft.com/office/drawing/2015/9/8/chartex" xmlns:cx2="http://schemas.microsoft.com/office/drawing/2015/10/21/chartex" xmlns:cx3="http://schemas.microsoft.com/office/drawing/2016/5/9/chartex" xmlns:cx4="http://schemas.microsoft.com/office/drawing/2016/5/10/chartex" xmlns:cx5="http://schemas.microsoft.com/office/drawing/2016/5/11/chartex" xmlns:cx6="http://schemas.microsoft.com/office/drawing/2016/5/12/chartex" xmlns:cx7="http://schemas.microsoft.com/office/drawing/2016/5/13/chartex" xmlns:cx8="http://schemas.microsoft.com/office/drawing/2016/5/14/chartex" xmlns:mc="http://schemas.openxmlformats.org/markup-compatibility/2006" xmlns:aink="http://schemas.microsoft.com/office/drawing/2016/ink" xmlns:am3d="http://schemas.microsoft.com/office/drawing/2017/model3d" xmlns:o="urn:schemas-microsoft-com:office:office" xmlns:oel="http://schemas.microsoft.com/office/2019/extlst" xmlns:r="http://schemas.openxmlformats.org/officeDocument/2006/relationships" xmlns:m="http://schemas.openxmlformats.org/officeDocument/2006/math" xmlns:v="urn:schemas-microsoft-com:vml" xmlns:wp14="http://schemas.microsoft.com/office/word/2010/wordprocessingDrawing" xmlns:wp="http://schemas.openxmlformats.org/drawingml/2006/wordprocessingDrawing" xmlns:w10="urn:schemas-microsoft-com:office:word" xmlns:w="http://schemas.openxmlformats.org/wordprocessingml/2006/main" xmlns:w14="http://schemas.microsoft.com/office/word/2010/wordml" xmlns:w15="http://schemas.microsoft.com/office/word/2012/wordml" xmlns:w16cex="http://schemas.microsoft.com/office/word/2018/wordml/cex" xmlns:w16cid="http://schemas.microsoft.com/office/word/2016/wordml/cid" xmlns:w16="http://schemas.microsoft.com/office/word/2018/wordml" xmlns:w16du="http://schemas.microsoft.com/office/word/2023/wordml/word16du" xmlns:w16sdtdh="http://schemas.microsoft.com/office/word/2020/wordml/sdtdatahash" xmlns:w16sdtfl="http://schemas.microsoft.com/office/word/2024/wordml/sdtformatlock" xmlns:w16se="http://schemas.microsoft.com/office/word/2015/wordml/symex" xmlns:wpg="http://schemas.microsoft.com/office/word/2010/wordprocessingGroup" xmlns:wpi="http://schemas.microsoft.com/office/word/2010/wordprocessingInk" xmlns:wne="http://schemas.microsoft.com/office/word/2006/wordml" xmlns:wps="http://schemas.microsoft.com/office/word/2010/wordprocessingShape" mc:Ignorable="w14 w15 w16se w16cid w16 w16cex w16sdtdh w16sdtfl w16du wp14">
+<w:document xmlns:wpc="http://schemas.microsoft.com/office/word/2010/wordprocessingCanvas" xmlns:cx="http://schemas.microsoft.com/office/drawing/2014/chartex" xmlns:cx1="http://schemas.microsoft.com/office/drawing/2015/9/8/chartex" xmlns:cx2="http://schemas.microsoft.com/office/drawing/2015/10/21/chartex" xmlns:cx3="http://schemas.microsoft.com/office/drawing/2016/5/9/chartex" xmlns:cx4="http://schemas.microsoft.com/office/drawing/2016/5/10/chartex" xmlns:cx5="http://schemas.microsoft.com/office/drawing/2016/5/11/chartex" xmlns:cx6="http://schemas.microsoft.com/office/drawing/2016/5/12/chartex" xmlns:cx7="http://schemas.microsoft.com/office/drawing/2016/5/13/chartex" xmlns:cx8="http://schemas.microsoft.com/office/drawing/2016/5/14/chartex" xmlns:mc="http://schemas.openxmlformats.org/markup-compatibility/2006" xmlns:aink="http://schemas.microsoft.com/office/drawing/2016/ink" xmlns:am3d="http://schemas.microsoft.com/office/drawing/2017/model3d" xmlns:o="urn:schemas-microsoft-com:office:office" xmlns:oel="http://schemas.microsoft.com/office/2019/extlst" xmlns:r="http://schemas.openxmlformats.org/officeDocument/2006/relationships" xmlns:m="http://schemas.openxmlformats.org/officeDocument/2006/math" xmlns:v="urn:schemas-microsoft-com:vml" xmlns:wp14="http://schemas.microsoft.com/office/word/2010/wordprocessingDrawing" xmlns:wp="http://schemas.openxmlformats.org/drawingml/2006/wordprocessingDrawing" xmlns:w10="urn:schemas-microsoft-com:office:word" xmlns:w="http://schemas.openxmlformats.org/wordprocessingml/2006/main" xmlns:w14="http://schemas.microsoft.com/office/word/2010/wordml" xmlns:w15="http://schemas.microsoft.com/office/word/2012/wordml" xmlns:w16cex="http://schemas.microsoft.com/office/word/2018/wordml/cex" xmlns:w16cid="http://schemas.microsoft.com/office/word/2016/wordml/cid" xmlns:w16="http://schemas.microsoft.com/office/word/2018/wordml" xmlns:w16sdtdh="http://schemas.microsoft.com/office/word/2020/wordml/sdtdatahash" xmlns:w16se="http://schemas.microsoft.com/office/word/2015/wordml/symex" xmlns:wpg="http://schemas.microsoft.com/office/word/2010/wordprocessingGroup" xmlns:wpi="http://schemas.microsoft.com/office/word/2010/wordprocessingInk" xmlns:wne="http://schemas.microsoft.com/office/word/2006/wordml" xmlns:wps="http://schemas.microsoft.com/office/word/2010/wordprocessingShape" mc:Ignorable="w14 w15 w16se w16cid w16 w16cex w16sdtdh wp14">
   <w:body>
     <w:p>
       <w:pPr>
@@ -10,8 +10,6 @@
           <w:rFonts w:ascii="TH SarabunPSK" w:hAnsi="TH SarabunPSK" w:cs="TH SarabunPSK"/>
           <w:b/>
           <w:bCs/>
-          <w:sz w:val="36"/>
-          <w:szCs w:val="36"/>
         </w:rPr>
       </w:pPr>
       <w:r>
@@ -19,8 +17,6 @@
           <w:rFonts w:ascii="TH SarabunPSK" w:hAnsi="TH SarabunPSK" w:cs="TH SarabunPSK"/>
           <w:b/>
           <w:bCs/>
-          <w:sz w:val="36"/>
-          <w:szCs w:val="36"/>
           <w:cs/>
         </w:rPr>
         <w:t>แบบสอบถาม</w:t>
@@ -30,8 +26,6 @@
           <w:rFonts w:ascii="TH SarabunPSK" w:hAnsi="TH SarabunPSK" w:cs="TH SarabunPSK" w:hint="cs"/>
           <w:b/>
           <w:bCs/>
-          <w:sz w:val="36"/>
-          <w:szCs w:val="36"/>
           <w:cs/>
         </w:rPr>
         <w:t>ความพึงพอใจ</w:t>
@@ -46,8 +40,7 @@
           <w:b/>
           <w:bCs/>
           <w:color w:val="000000" w:themeColor="text1"/>
-          <w:sz w:val="32"/>
-          <w:szCs w:val="32"/>
+          <w:sz w:val="28"/>
         </w:rPr>
       </w:pPr>
       <w:r>
@@ -56,8 +49,7 @@
           <w:b/>
           <w:bCs/>
           <w:color w:val="000000" w:themeColor="text1"/>
-          <w:sz w:val="32"/>
-          <w:szCs w:val="32"/>
+          <w:sz w:val="28"/>
           <w:cs/>
         </w:rPr>
         <w:t>โครงงาน</w:t>
@@ -68,8 +60,7 @@
           <w:b/>
           <w:bCs/>
           <w:color w:val="000000" w:themeColor="text1"/>
-          <w:sz w:val="32"/>
-          <w:szCs w:val="32"/>
+          <w:sz w:val="28"/>
           <w:cs/>
         </w:rPr>
         <w:t>ระบบช่วยผู้สร้างคอนเทนต์รับรายได้จากการสนับสนุนของผู้ติดตาม</w:t>
@@ -82,8 +73,7 @@
           <w:rFonts w:ascii="TH SarabunPSK" w:hAnsi="TH SarabunPSK" w:cs="TH SarabunPSK"/>
           <w:b/>
           <w:bCs/>
-          <w:sz w:val="32"/>
-          <w:szCs w:val="32"/>
+          <w:sz w:val="28"/>
           <w:u w:val="single"/>
         </w:rPr>
       </w:pPr>
@@ -92,8 +82,7 @@
           <w:rFonts w:ascii="TH SarabunPSK" w:hAnsi="TH SarabunPSK" w:cs="TH SarabunPSK" w:hint="cs"/>
           <w:b/>
           <w:bCs/>
-          <w:sz w:val="32"/>
-          <w:szCs w:val="32"/>
+          <w:sz w:val="28"/>
           <w:u w:val="single"/>
           <w:cs/>
         </w:rPr>
@@ -105,8 +94,7 @@
         <w:spacing w:after="0" w:line="240" w:lineRule="auto"/>
         <w:rPr>
           <w:rFonts w:ascii="TH SarabunPSK" w:hAnsi="TH SarabunPSK" w:cs="TH SarabunPSK"/>
-          <w:sz w:val="32"/>
-          <w:szCs w:val="32"/>
+          <w:sz w:val="28"/>
         </w:rPr>
       </w:pPr>
       <w:r>
@@ -114,8 +102,7 @@
           <w:rFonts w:ascii="TH SarabunPSK" w:hAnsi="TH SarabunPSK" w:cs="TH SarabunPSK" w:hint="cs"/>
           <w:b/>
           <w:bCs/>
-          <w:sz w:val="32"/>
-          <w:szCs w:val="32"/>
+          <w:sz w:val="28"/>
           <w:u w:val="single"/>
           <w:cs/>
         </w:rPr>
@@ -124,8 +111,7 @@
       <w:r>
         <w:rPr>
           <w:rFonts w:ascii="TH SarabunPSK" w:hAnsi="TH SarabunPSK" w:cs="TH SarabunPSK" w:hint="cs"/>
-          <w:sz w:val="32"/>
-          <w:szCs w:val="32"/>
+          <w:sz w:val="28"/>
           <w:cs/>
         </w:rPr>
         <w:t xml:space="preserve">  </w:t>
@@ -133,8 +119,7 @@
       <w:r>
         <w:rPr>
           <w:rFonts w:ascii="TH SarabunPSK" w:eastAsia="Calibri" w:hAnsi="TH SarabunPSK" w:cs="TH SarabunPSK"/>
-          <w:sz w:val="32"/>
-          <w:szCs w:val="32"/>
+          <w:sz w:val="28"/>
           <w:cs/>
         </w:rPr>
         <w:t xml:space="preserve">กรุณาใส่เครื่องหมาย  </w:t>
@@ -142,16 +127,14 @@
       <w:r>
         <w:rPr>
           <w:rFonts w:ascii="TH SarabunPSK" w:eastAsia="Calibri" w:hAnsi="TH SarabunPSK" w:cs="TH SarabunPSK"/>
-          <w:sz w:val="32"/>
-          <w:szCs w:val="32"/>
+          <w:sz w:val="28"/>
         </w:rPr>
         <w:sym w:font="Wingdings 2" w:char="F050"/>
       </w:r>
       <w:r>
         <w:rPr>
           <w:rFonts w:ascii="TH SarabunPSK" w:eastAsia="Calibri" w:hAnsi="TH SarabunPSK" w:cs="TH SarabunPSK"/>
-          <w:sz w:val="32"/>
-          <w:szCs w:val="32"/>
+          <w:sz w:val="28"/>
           <w:cs/>
         </w:rPr>
         <w:t xml:space="preserve">  ลงใน </w:t>
@@ -159,8 +142,7 @@
       <w:r>
         <w:rPr>
           <w:rFonts w:ascii="TH SarabunPSK" w:hAnsi="TH SarabunPSK" w:cs="TH SarabunPSK"/>
-          <w:sz w:val="32"/>
-          <w:szCs w:val="32"/>
+          <w:sz w:val="28"/>
           <w:cs/>
         </w:rPr>
         <w:t xml:space="preserve"> </w:t>
@@ -168,16 +150,14 @@
       <w:r>
         <w:rPr>
           <w:rFonts w:ascii="TH SarabunPSK" w:hAnsi="TH SarabunPSK" w:cs="TH SarabunPSK"/>
-          <w:sz w:val="32"/>
-          <w:szCs w:val="32"/>
+          <w:sz w:val="28"/>
         </w:rPr>
         <w:sym w:font="Wingdings" w:char="F072"/>
       </w:r>
       <w:r>
         <w:rPr>
           <w:rFonts w:ascii="TH SarabunPSK" w:eastAsia="Calibri" w:hAnsi="TH SarabunPSK" w:cs="TH SarabunPSK"/>
-          <w:sz w:val="32"/>
-          <w:szCs w:val="32"/>
+          <w:sz w:val="28"/>
           <w:cs/>
         </w:rPr>
         <w:t xml:space="preserve">  หน้าคำตอบที่ตรงกับสภาพความเป็นจริง</w:t>
@@ -185,8 +165,7 @@
       <w:r>
         <w:rPr>
           <w:rFonts w:ascii="TH SarabunPSK" w:hAnsi="TH SarabunPSK" w:cs="TH SarabunPSK" w:hint="cs"/>
-          <w:sz w:val="32"/>
-          <w:szCs w:val="32"/>
+          <w:sz w:val="28"/>
           <w:cs/>
         </w:rPr>
         <w:t xml:space="preserve"> </w:t>
@@ -197,23 +176,20 @@
         <w:spacing w:after="0" w:line="240" w:lineRule="auto"/>
         <w:rPr>
           <w:rFonts w:ascii="TH SarabunPSK" w:hAnsi="TH SarabunPSK" w:cs="TH SarabunPSK"/>
-          <w:sz w:val="32"/>
-          <w:szCs w:val="32"/>
-        </w:rPr>
-      </w:pPr>
-      <w:r>
-        <w:rPr>
-          <w:rFonts w:ascii="TH SarabunPSK" w:hAnsi="TH SarabunPSK" w:cs="TH SarabunPSK"/>
-          <w:sz w:val="32"/>
-          <w:szCs w:val="32"/>
+          <w:sz w:val="28"/>
+        </w:rPr>
+      </w:pPr>
+      <w:r>
+        <w:rPr>
+          <w:rFonts w:ascii="TH SarabunPSK" w:hAnsi="TH SarabunPSK" w:cs="TH SarabunPSK"/>
+          <w:sz w:val="28"/>
         </w:rPr>
         <w:t xml:space="preserve">1.  </w:t>
       </w:r>
       <w:r>
         <w:rPr>
           <w:rFonts w:ascii="TH SarabunPSK" w:hAnsi="TH SarabunPSK" w:cs="TH SarabunPSK"/>
-          <w:sz w:val="32"/>
-          <w:szCs w:val="32"/>
+          <w:sz w:val="28"/>
           <w:cs/>
         </w:rPr>
         <w:t>เพศ</w:t>
@@ -228,39 +204,34 @@
         <w:ind w:left="284" w:hanging="284"/>
         <w:rPr>
           <w:rFonts w:ascii="TH SarabunPSK" w:hAnsi="TH SarabunPSK" w:cs="TH SarabunPSK"/>
-          <w:sz w:val="32"/>
-          <w:szCs w:val="32"/>
-        </w:rPr>
-      </w:pPr>
-      <w:r>
-        <w:rPr>
-          <w:rFonts w:ascii="TH SarabunPSK" w:hAnsi="TH SarabunPSK" w:cs="TH SarabunPSK"/>
-          <w:sz w:val="32"/>
-          <w:szCs w:val="32"/>
+          <w:sz w:val="28"/>
+        </w:rPr>
+      </w:pPr>
+      <w:r>
+        <w:rPr>
+          <w:rFonts w:ascii="TH SarabunPSK" w:hAnsi="TH SarabunPSK" w:cs="TH SarabunPSK"/>
+          <w:sz w:val="28"/>
         </w:rPr>
         <w:tab/>
       </w:r>
       <w:r>
         <w:rPr>
           <w:rFonts w:ascii="TH SarabunPSK" w:hAnsi="TH SarabunPSK" w:cs="TH SarabunPSK"/>
-          <w:sz w:val="32"/>
-          <w:szCs w:val="32"/>
+          <w:sz w:val="28"/>
         </w:rPr>
         <w:t xml:space="preserve"> </w:t>
       </w:r>
       <w:r>
         <w:rPr>
           <w:rFonts w:ascii="TH SarabunPSK" w:hAnsi="TH SarabunPSK" w:cs="TH SarabunPSK"/>
-          <w:sz w:val="32"/>
-          <w:szCs w:val="32"/>
+          <w:sz w:val="28"/>
         </w:rPr>
         <w:sym w:font="Wingdings 2" w:char="F0A3"/>
       </w:r>
       <w:r>
         <w:rPr>
           <w:rFonts w:ascii="TH SarabunPSK" w:hAnsi="TH SarabunPSK" w:cs="TH SarabunPSK" w:hint="cs"/>
-          <w:sz w:val="32"/>
-          <w:szCs w:val="32"/>
+          <w:sz w:val="28"/>
           <w:cs/>
         </w:rPr>
         <w:t xml:space="preserve"> </w:t>
@@ -268,8 +239,7 @@
       <w:r>
         <w:rPr>
           <w:rFonts w:ascii="TH SarabunPSK" w:hAnsi="TH SarabunPSK" w:cs="TH SarabunPSK"/>
-          <w:sz w:val="32"/>
-          <w:szCs w:val="32"/>
+          <w:sz w:val="28"/>
           <w:cs/>
         </w:rPr>
         <w:t>ชาย</w:t>
@@ -277,48 +247,42 @@
       <w:r>
         <w:rPr>
           <w:rFonts w:ascii="TH SarabunPSK" w:hAnsi="TH SarabunPSK" w:cs="TH SarabunPSK"/>
-          <w:sz w:val="32"/>
-          <w:szCs w:val="32"/>
+          <w:sz w:val="28"/>
         </w:rPr>
         <w:tab/>
       </w:r>
       <w:r>
         <w:rPr>
           <w:rFonts w:ascii="TH SarabunPSK" w:hAnsi="TH SarabunPSK" w:cs="TH SarabunPSK"/>
-          <w:sz w:val="32"/>
-          <w:szCs w:val="32"/>
+          <w:sz w:val="28"/>
         </w:rPr>
         <w:tab/>
       </w:r>
       <w:r>
         <w:rPr>
           <w:rFonts w:ascii="TH SarabunPSK" w:hAnsi="TH SarabunPSK" w:cs="TH SarabunPSK"/>
-          <w:sz w:val="32"/>
-          <w:szCs w:val="32"/>
+          <w:sz w:val="28"/>
         </w:rPr>
         <w:tab/>
       </w:r>
       <w:r>
         <w:rPr>
           <w:rFonts w:ascii="TH SarabunPSK" w:hAnsi="TH SarabunPSK" w:cs="TH SarabunPSK"/>
-          <w:sz w:val="32"/>
-          <w:szCs w:val="32"/>
+          <w:sz w:val="28"/>
         </w:rPr>
         <w:sym w:font="Wingdings 2" w:char="F0A3"/>
       </w:r>
       <w:r>
         <w:rPr>
           <w:rFonts w:ascii="TH SarabunPSK" w:hAnsi="TH SarabunPSK" w:cs="TH SarabunPSK"/>
-          <w:sz w:val="32"/>
-          <w:szCs w:val="32"/>
+          <w:sz w:val="28"/>
         </w:rPr>
         <w:t xml:space="preserve">  </w:t>
       </w:r>
       <w:r>
         <w:rPr>
           <w:rFonts w:ascii="TH SarabunPSK" w:hAnsi="TH SarabunPSK" w:cs="TH SarabunPSK"/>
-          <w:sz w:val="32"/>
-          <w:szCs w:val="32"/>
+          <w:sz w:val="28"/>
           <w:cs/>
         </w:rPr>
         <w:t>หญิง</w:t>
@@ -329,23 +293,20 @@
         <w:spacing w:after="0" w:line="240" w:lineRule="auto"/>
         <w:rPr>
           <w:rFonts w:ascii="TH SarabunPSK" w:hAnsi="TH SarabunPSK" w:cs="TH SarabunPSK"/>
-          <w:sz w:val="32"/>
-          <w:szCs w:val="32"/>
-        </w:rPr>
-      </w:pPr>
-      <w:r>
-        <w:rPr>
-          <w:rFonts w:ascii="TH SarabunPSK" w:hAnsi="TH SarabunPSK" w:cs="TH SarabunPSK"/>
-          <w:sz w:val="32"/>
-          <w:szCs w:val="32"/>
+          <w:sz w:val="28"/>
+        </w:rPr>
+      </w:pPr>
+      <w:r>
+        <w:rPr>
+          <w:rFonts w:ascii="TH SarabunPSK" w:hAnsi="TH SarabunPSK" w:cs="TH SarabunPSK"/>
+          <w:sz w:val="28"/>
         </w:rPr>
         <w:t xml:space="preserve">2.  </w:t>
       </w:r>
       <w:r>
         <w:rPr>
           <w:rFonts w:ascii="TH SarabunPSK" w:hAnsi="TH SarabunPSK" w:cs="TH SarabunPSK"/>
-          <w:sz w:val="32"/>
-          <w:szCs w:val="32"/>
+          <w:sz w:val="28"/>
           <w:cs/>
         </w:rPr>
         <w:t>อาย</w:t>
@@ -353,8 +314,7 @@
       <w:r>
         <w:rPr>
           <w:rFonts w:ascii="TH SarabunPSK" w:hAnsi="TH SarabunPSK" w:cs="TH SarabunPSK" w:hint="cs"/>
-          <w:sz w:val="32"/>
-          <w:szCs w:val="32"/>
+          <w:sz w:val="28"/>
           <w:cs/>
         </w:rPr>
         <w:t>ุ</w:t>
@@ -365,31 +325,27 @@
         <w:spacing w:after="0" w:line="240" w:lineRule="auto"/>
         <w:rPr>
           <w:rFonts w:ascii="TH SarabunPSK" w:hAnsi="TH SarabunPSK" w:cs="TH SarabunPSK"/>
-          <w:sz w:val="32"/>
-          <w:szCs w:val="32"/>
-        </w:rPr>
-      </w:pPr>
-      <w:r>
-        <w:rPr>
-          <w:rFonts w:ascii="TH SarabunPSK" w:hAnsi="TH SarabunPSK" w:cs="TH SarabunPSK"/>
-          <w:sz w:val="32"/>
-          <w:szCs w:val="32"/>
+          <w:sz w:val="28"/>
+        </w:rPr>
+      </w:pPr>
+      <w:r>
+        <w:rPr>
+          <w:rFonts w:ascii="TH SarabunPSK" w:hAnsi="TH SarabunPSK" w:cs="TH SarabunPSK"/>
+          <w:sz w:val="28"/>
         </w:rPr>
         <w:t xml:space="preserve">     </w:t>
       </w:r>
       <w:r>
         <w:rPr>
           <w:rFonts w:ascii="TH SarabunPSK" w:hAnsi="TH SarabunPSK" w:cs="TH SarabunPSK"/>
-          <w:sz w:val="32"/>
-          <w:szCs w:val="32"/>
+          <w:sz w:val="28"/>
         </w:rPr>
         <w:sym w:font="Wingdings 2" w:char="F0A3"/>
       </w:r>
       <w:r>
         <w:rPr>
           <w:rFonts w:ascii="TH SarabunPSK" w:hAnsi="TH SarabunPSK" w:cs="TH SarabunPSK" w:hint="cs"/>
-          <w:sz w:val="32"/>
-          <w:szCs w:val="32"/>
+          <w:sz w:val="28"/>
           <w:cs/>
         </w:rPr>
         <w:t xml:space="preserve"> น้อยกว่า </w:t>
@@ -397,16 +353,14 @@
       <w:r>
         <w:rPr>
           <w:rFonts w:ascii="TH SarabunPSK" w:hAnsi="TH SarabunPSK" w:cs="TH SarabunPSK"/>
-          <w:sz w:val="32"/>
-          <w:szCs w:val="32"/>
+          <w:sz w:val="28"/>
         </w:rPr>
         <w:t xml:space="preserve">15  </w:t>
       </w:r>
       <w:r>
         <w:rPr>
           <w:rFonts w:ascii="TH SarabunPSK" w:hAnsi="TH SarabunPSK" w:cs="TH SarabunPSK"/>
-          <w:sz w:val="32"/>
-          <w:szCs w:val="32"/>
+          <w:sz w:val="28"/>
           <w:cs/>
         </w:rPr>
         <w:t>ปี</w:t>
@@ -414,8 +368,7 @@
       <w:r>
         <w:rPr>
           <w:rFonts w:ascii="TH SarabunPSK" w:hAnsi="TH SarabunPSK" w:cs="TH SarabunPSK" w:hint="cs"/>
-          <w:sz w:val="32"/>
-          <w:szCs w:val="32"/>
+          <w:sz w:val="28"/>
           <w:cs/>
         </w:rPr>
         <w:t xml:space="preserve"> </w:t>
@@ -423,8 +376,7 @@
       <w:r>
         <w:rPr>
           <w:rFonts w:ascii="TH SarabunPSK" w:hAnsi="TH SarabunPSK" w:cs="TH SarabunPSK"/>
-          <w:sz w:val="32"/>
-          <w:szCs w:val="32"/>
+          <w:sz w:val="28"/>
           <w:cs/>
         </w:rPr>
         <w:tab/>
@@ -432,8 +384,7 @@
       <w:r>
         <w:rPr>
           <w:rFonts w:ascii="TH SarabunPSK" w:hAnsi="TH SarabunPSK" w:cs="TH SarabunPSK"/>
-          <w:sz w:val="32"/>
-          <w:szCs w:val="32"/>
+          <w:sz w:val="28"/>
           <w:cs/>
         </w:rPr>
         <w:tab/>
@@ -441,24 +392,21 @@
       <w:r>
         <w:rPr>
           <w:rFonts w:ascii="TH SarabunPSK" w:hAnsi="TH SarabunPSK" w:cs="TH SarabunPSK"/>
-          <w:sz w:val="32"/>
-          <w:szCs w:val="32"/>
+          <w:sz w:val="28"/>
         </w:rPr>
         <w:sym w:font="Wingdings 2" w:char="F0A3"/>
       </w:r>
       <w:r>
         <w:rPr>
           <w:rFonts w:ascii="TH SarabunPSK" w:hAnsi="TH SarabunPSK" w:cs="TH SarabunPSK"/>
-          <w:sz w:val="32"/>
-          <w:szCs w:val="32"/>
+          <w:sz w:val="28"/>
         </w:rPr>
         <w:t xml:space="preserve">15-18  </w:t>
       </w:r>
       <w:r>
         <w:rPr>
           <w:rFonts w:ascii="TH SarabunPSK" w:hAnsi="TH SarabunPSK" w:cs="TH SarabunPSK" w:hint="cs"/>
-          <w:sz w:val="32"/>
-          <w:szCs w:val="32"/>
+          <w:sz w:val="28"/>
           <w:cs/>
         </w:rPr>
         <w:t xml:space="preserve">ปี    </w:t>
@@ -466,8 +414,7 @@
       <w:r>
         <w:rPr>
           <w:rFonts w:ascii="TH SarabunPSK" w:hAnsi="TH SarabunPSK" w:cs="TH SarabunPSK" w:hint="cs"/>
-          <w:sz w:val="32"/>
-          <w:szCs w:val="32"/>
+          <w:sz w:val="28"/>
           <w:cs/>
         </w:rPr>
         <w:t xml:space="preserve">     </w:t>
@@ -475,16 +422,14 @@
       <w:r>
         <w:rPr>
           <w:rFonts w:ascii="TH SarabunPSK" w:hAnsi="TH SarabunPSK" w:cs="TH SarabunPSK"/>
-          <w:sz w:val="32"/>
-          <w:szCs w:val="32"/>
+          <w:sz w:val="28"/>
         </w:rPr>
         <w:sym w:font="Wingdings 2" w:char="F0A3"/>
       </w:r>
       <w:r>
         <w:rPr>
           <w:rFonts w:ascii="TH SarabunPSK" w:hAnsi="TH SarabunPSK" w:cs="TH SarabunPSK" w:hint="cs"/>
-          <w:sz w:val="32"/>
-          <w:szCs w:val="32"/>
+          <w:sz w:val="28"/>
           <w:cs/>
         </w:rPr>
         <w:t xml:space="preserve"> </w:t>
@@ -492,16 +437,14 @@
       <w:r>
         <w:rPr>
           <w:rFonts w:ascii="TH SarabunPSK" w:hAnsi="TH SarabunPSK" w:cs="TH SarabunPSK"/>
-          <w:sz w:val="32"/>
-          <w:szCs w:val="32"/>
+          <w:sz w:val="28"/>
         </w:rPr>
         <w:t xml:space="preserve">19-21  </w:t>
       </w:r>
       <w:r>
         <w:rPr>
           <w:rFonts w:ascii="TH SarabunPSK" w:hAnsi="TH SarabunPSK" w:cs="TH SarabunPSK" w:hint="cs"/>
-          <w:sz w:val="32"/>
-          <w:szCs w:val="32"/>
+          <w:sz w:val="28"/>
           <w:cs/>
         </w:rPr>
         <w:t xml:space="preserve">ปี  </w:t>
@@ -509,24 +452,21 @@
       <w:r>
         <w:rPr>
           <w:rFonts w:ascii="TH SarabunPSK" w:hAnsi="TH SarabunPSK" w:cs="TH SarabunPSK"/>
-          <w:sz w:val="32"/>
-          <w:szCs w:val="32"/>
+          <w:sz w:val="28"/>
         </w:rPr>
         <w:tab/>
       </w:r>
       <w:r>
         <w:rPr>
           <w:rFonts w:ascii="TH SarabunPSK" w:hAnsi="TH SarabunPSK" w:cs="TH SarabunPSK"/>
-          <w:sz w:val="32"/>
-          <w:szCs w:val="32"/>
+          <w:sz w:val="28"/>
         </w:rPr>
         <w:sym w:font="Wingdings 2" w:char="F0A3"/>
       </w:r>
       <w:r>
         <w:rPr>
           <w:rFonts w:ascii="TH SarabunPSK" w:hAnsi="TH SarabunPSK" w:cs="TH SarabunPSK" w:hint="cs"/>
-          <w:sz w:val="32"/>
-          <w:szCs w:val="32"/>
+          <w:sz w:val="28"/>
           <w:cs/>
         </w:rPr>
         <w:t xml:space="preserve"> </w:t>
@@ -534,16 +474,14 @@
       <w:r>
         <w:rPr>
           <w:rFonts w:ascii="TH SarabunPSK" w:hAnsi="TH SarabunPSK" w:cs="TH SarabunPSK"/>
-          <w:sz w:val="32"/>
-          <w:szCs w:val="32"/>
+          <w:sz w:val="28"/>
         </w:rPr>
         <w:t xml:space="preserve">22  </w:t>
       </w:r>
       <w:r>
         <w:rPr>
           <w:rFonts w:ascii="TH SarabunPSK" w:hAnsi="TH SarabunPSK" w:cs="TH SarabunPSK" w:hint="cs"/>
-          <w:sz w:val="32"/>
-          <w:szCs w:val="32"/>
+          <w:sz w:val="28"/>
           <w:cs/>
         </w:rPr>
         <w:t>ปีขึ้นไป</w:t>
@@ -557,8 +495,7 @@
           <w:b/>
           <w:bCs/>
           <w:color w:val="FF0000"/>
-          <w:sz w:val="32"/>
-          <w:szCs w:val="32"/>
+          <w:sz w:val="28"/>
           <w:u w:val="single"/>
         </w:rPr>
       </w:pPr>
@@ -567,8 +504,7 @@
           <w:rFonts w:ascii="TH SarabunPSK" w:hAnsi="TH SarabunPSK" w:cs="TH SarabunPSK" w:hint="cs"/>
           <w:b/>
           <w:bCs/>
-          <w:sz w:val="32"/>
-          <w:szCs w:val="32"/>
+          <w:sz w:val="28"/>
           <w:u w:val="single"/>
           <w:cs/>
         </w:rPr>
@@ -579,8 +515,7 @@
           <w:rFonts w:ascii="TH SarabunPSK" w:hAnsi="TH SarabunPSK" w:cs="TH SarabunPSK" w:hint="cs"/>
           <w:b/>
           <w:bCs/>
-          <w:sz w:val="32"/>
-          <w:szCs w:val="32"/>
+          <w:sz w:val="28"/>
           <w:u w:val="single"/>
           <w:cs/>
         </w:rPr>
@@ -592,8 +527,7 @@
           <w:b/>
           <w:bCs/>
           <w:color w:val="000000" w:themeColor="text1"/>
-          <w:sz w:val="32"/>
-          <w:szCs w:val="32"/>
+          <w:sz w:val="28"/>
           <w:u w:val="single"/>
           <w:cs/>
         </w:rPr>
@@ -605,8 +539,7 @@
         <w:spacing w:after="0" w:line="240" w:lineRule="auto"/>
         <w:rPr>
           <w:rFonts w:ascii="TH SarabunPSK" w:eastAsia="Calibri" w:hAnsi="TH SarabunPSK" w:cs="TH SarabunPSK"/>
-          <w:sz w:val="32"/>
-          <w:szCs w:val="32"/>
+          <w:sz w:val="28"/>
         </w:rPr>
       </w:pPr>
       <w:r>
@@ -614,8 +547,7 @@
           <w:rFonts w:ascii="TH SarabunPSK" w:eastAsia="Calibri" w:hAnsi="TH SarabunPSK" w:cs="TH SarabunPSK"/>
           <w:b/>
           <w:bCs/>
-          <w:sz w:val="32"/>
-          <w:szCs w:val="32"/>
+          <w:sz w:val="28"/>
           <w:u w:val="single"/>
           <w:cs/>
         </w:rPr>
@@ -626,8 +558,7 @@
           <w:rFonts w:ascii="TH SarabunPSK" w:eastAsia="Calibri" w:hAnsi="TH SarabunPSK" w:cs="TH SarabunPSK" w:hint="cs"/>
           <w:b/>
           <w:bCs/>
-          <w:sz w:val="32"/>
-          <w:szCs w:val="32"/>
+          <w:sz w:val="28"/>
           <w:cs/>
         </w:rPr>
         <w:t xml:space="preserve">    </w:t>
@@ -635,8 +566,7 @@
       <w:r>
         <w:rPr>
           <w:rFonts w:ascii="TH SarabunPSK" w:eastAsia="Calibri" w:hAnsi="TH SarabunPSK" w:cs="TH SarabunPSK"/>
-          <w:sz w:val="32"/>
-          <w:szCs w:val="32"/>
+          <w:sz w:val="28"/>
           <w:cs/>
         </w:rPr>
         <w:t xml:space="preserve">ให้ผู้ตอบแบบสอบถามให้ประเมินตามความพึงพอใจของท่าน โดยให้ทำเครื่องหมาย </w:t>
@@ -644,16 +574,14 @@
       <w:r>
         <w:rPr>
           <w:rFonts w:ascii="TH SarabunPSK" w:eastAsia="Calibri" w:hAnsi="TH SarabunPSK" w:cs="TH SarabunPSK"/>
-          <w:sz w:val="32"/>
-          <w:szCs w:val="32"/>
+          <w:sz w:val="28"/>
         </w:rPr>
         <w:sym w:font="Wingdings 2" w:char="F050"/>
       </w:r>
       <w:r>
         <w:rPr>
           <w:rFonts w:ascii="TH SarabunPSK" w:eastAsia="Calibri" w:hAnsi="TH SarabunPSK" w:cs="TH SarabunPSK"/>
-          <w:sz w:val="32"/>
-          <w:szCs w:val="32"/>
+          <w:sz w:val="28"/>
           <w:cs/>
         </w:rPr>
         <w:t xml:space="preserve"> </w:t>
@@ -661,8 +589,7 @@
       <w:r>
         <w:rPr>
           <w:rFonts w:ascii="TH SarabunPSK" w:eastAsia="Calibri" w:hAnsi="TH SarabunPSK" w:cs="TH SarabunPSK" w:hint="cs"/>
-          <w:sz w:val="32"/>
-          <w:szCs w:val="32"/>
+          <w:sz w:val="28"/>
           <w:cs/>
         </w:rPr>
         <w:t xml:space="preserve"> </w:t>
@@ -670,8 +597,7 @@
       <w:r>
         <w:rPr>
           <w:rFonts w:ascii="TH SarabunPSK" w:eastAsia="Calibri" w:hAnsi="TH SarabunPSK" w:cs="TH SarabunPSK"/>
-          <w:sz w:val="32"/>
-          <w:szCs w:val="32"/>
+          <w:sz w:val="28"/>
           <w:cs/>
         </w:rPr>
         <w:t>ลงในช่องระดับความพึงพอใจ โดยระดับความพึงพอใจมีเกณฑ์การให้คะแนน ดังนี้</w:t>
@@ -682,23 +608,20 @@
         <w:spacing w:after="0" w:line="240" w:lineRule="auto"/>
         <w:rPr>
           <w:rFonts w:ascii="TH SarabunPSK" w:eastAsia="Calibri" w:hAnsi="TH SarabunPSK" w:cs="TH SarabunPSK"/>
-          <w:sz w:val="32"/>
-          <w:szCs w:val="32"/>
+          <w:sz w:val="28"/>
         </w:rPr>
       </w:pPr>
       <w:r>
         <w:rPr>
           <w:rFonts w:ascii="TH SarabunPSK" w:eastAsia="Calibri" w:hAnsi="TH SarabunPSK" w:cs="TH SarabunPSK"/>
-          <w:sz w:val="32"/>
-          <w:szCs w:val="32"/>
+          <w:sz w:val="28"/>
         </w:rPr>
         <w:tab/>
       </w:r>
       <w:r>
         <w:rPr>
           <w:rFonts w:ascii="TH SarabunPSK" w:eastAsia="Calibri" w:hAnsi="TH SarabunPSK" w:cs="TH SarabunPSK"/>
-          <w:sz w:val="32"/>
-          <w:szCs w:val="32"/>
+          <w:sz w:val="28"/>
           <w:cs/>
         </w:rPr>
         <w:t>ระดับการประเมิน</w:t>
@@ -706,8 +629,7 @@
       <w:r>
         <w:rPr>
           <w:rFonts w:ascii="TH SarabunPSK" w:eastAsia="Calibri" w:hAnsi="TH SarabunPSK" w:cs="TH SarabunPSK"/>
-          <w:sz w:val="32"/>
-          <w:szCs w:val="32"/>
+          <w:sz w:val="28"/>
           <w:cs/>
         </w:rPr>
         <w:tab/>
@@ -715,16 +637,14 @@
       <w:r>
         <w:rPr>
           <w:rFonts w:ascii="TH SarabunPSK" w:eastAsia="Calibri" w:hAnsi="TH SarabunPSK" w:cs="TH SarabunPSK"/>
-          <w:sz w:val="32"/>
-          <w:szCs w:val="32"/>
+          <w:sz w:val="28"/>
         </w:rPr>
         <w:t>5</w:t>
       </w:r>
       <w:r>
         <w:rPr>
           <w:rFonts w:ascii="TH SarabunPSK" w:eastAsia="Calibri" w:hAnsi="TH SarabunPSK" w:cs="TH SarabunPSK"/>
-          <w:sz w:val="32"/>
-          <w:szCs w:val="32"/>
+          <w:sz w:val="28"/>
           <w:cs/>
         </w:rPr>
         <w:t xml:space="preserve">  หมายถึง</w:t>
@@ -732,8 +652,7 @@
       <w:r>
         <w:rPr>
           <w:rFonts w:ascii="TH SarabunPSK" w:eastAsia="Calibri" w:hAnsi="TH SarabunPSK" w:cs="TH SarabunPSK"/>
-          <w:sz w:val="32"/>
-          <w:szCs w:val="32"/>
+          <w:sz w:val="28"/>
           <w:cs/>
         </w:rPr>
         <w:tab/>
@@ -745,57 +664,58 @@
         <w:spacing w:after="0" w:line="240" w:lineRule="auto"/>
         <w:rPr>
           <w:rFonts w:ascii="TH SarabunPSK" w:eastAsia="Calibri" w:hAnsi="TH SarabunPSK" w:cs="TH SarabunPSK"/>
-          <w:sz w:val="32"/>
-          <w:szCs w:val="32"/>
+          <w:sz w:val="28"/>
         </w:rPr>
       </w:pPr>
       <w:r>
         <w:rPr>
           <w:rFonts w:ascii="TH SarabunPSK" w:eastAsia="Calibri" w:hAnsi="TH SarabunPSK" w:cs="TH SarabunPSK"/>
-          <w:sz w:val="32"/>
-          <w:szCs w:val="32"/>
+          <w:sz w:val="28"/>
         </w:rPr>
         <w:tab/>
       </w:r>
       <w:r>
         <w:rPr>
           <w:rFonts w:ascii="TH SarabunPSK" w:eastAsia="Calibri" w:hAnsi="TH SarabunPSK" w:cs="TH SarabunPSK"/>
-          <w:sz w:val="32"/>
-          <w:szCs w:val="32"/>
+          <w:sz w:val="28"/>
         </w:rPr>
         <w:tab/>
       </w:r>
       <w:r>
         <w:rPr>
           <w:rFonts w:ascii="TH SarabunPSK" w:eastAsia="Calibri" w:hAnsi="TH SarabunPSK" w:cs="TH SarabunPSK"/>
-          <w:sz w:val="32"/>
-          <w:szCs w:val="32"/>
+          <w:sz w:val="28"/>
         </w:rPr>
         <w:tab/>
       </w:r>
       <w:r>
         <w:rPr>
           <w:rFonts w:ascii="TH SarabunPSK" w:eastAsia="Calibri" w:hAnsi="TH SarabunPSK" w:cs="TH SarabunPSK"/>
-          <w:sz w:val="32"/>
-          <w:szCs w:val="32"/>
+          <w:sz w:val="28"/>
         </w:rPr>
         <w:tab/>
+      </w:r>
+      <w:proofErr w:type="gramStart"/>
+      <w:r>
+        <w:rPr>
+          <w:rFonts w:ascii="TH SarabunPSK" w:eastAsia="Calibri" w:hAnsi="TH SarabunPSK" w:cs="TH SarabunPSK"/>
+          <w:sz w:val="28"/>
+        </w:rPr>
         <w:t>4</w:t>
       </w:r>
       <w:r>
         <w:rPr>
           <w:rFonts w:ascii="TH SarabunPSK" w:eastAsia="Calibri" w:hAnsi="TH SarabunPSK" w:cs="TH SarabunPSK"/>
-          <w:sz w:val="32"/>
-          <w:szCs w:val="32"/>
+          <w:sz w:val="28"/>
           <w:cs/>
         </w:rPr>
         <w:t xml:space="preserve">  หมายถึง</w:t>
       </w:r>
+      <w:proofErr w:type="gramEnd"/>
       <w:r>
         <w:rPr>
           <w:rFonts w:ascii="TH SarabunPSK" w:eastAsia="Calibri" w:hAnsi="TH SarabunPSK" w:cs="TH SarabunPSK"/>
-          <w:sz w:val="32"/>
-          <w:szCs w:val="32"/>
+          <w:sz w:val="28"/>
           <w:cs/>
         </w:rPr>
         <w:tab/>
@@ -807,57 +727,58 @@
         <w:spacing w:after="0" w:line="240" w:lineRule="auto"/>
         <w:rPr>
           <w:rFonts w:ascii="TH SarabunPSK" w:eastAsia="Calibri" w:hAnsi="TH SarabunPSK" w:cs="TH SarabunPSK"/>
-          <w:sz w:val="32"/>
-          <w:szCs w:val="32"/>
+          <w:sz w:val="28"/>
         </w:rPr>
       </w:pPr>
       <w:r>
         <w:rPr>
           <w:rFonts w:ascii="TH SarabunPSK" w:eastAsia="Calibri" w:hAnsi="TH SarabunPSK" w:cs="TH SarabunPSK"/>
-          <w:sz w:val="32"/>
-          <w:szCs w:val="32"/>
+          <w:sz w:val="28"/>
         </w:rPr>
         <w:tab/>
       </w:r>
       <w:r>
         <w:rPr>
           <w:rFonts w:ascii="TH SarabunPSK" w:eastAsia="Calibri" w:hAnsi="TH SarabunPSK" w:cs="TH SarabunPSK"/>
-          <w:sz w:val="32"/>
-          <w:szCs w:val="32"/>
+          <w:sz w:val="28"/>
         </w:rPr>
         <w:tab/>
       </w:r>
       <w:r>
         <w:rPr>
           <w:rFonts w:ascii="TH SarabunPSK" w:eastAsia="Calibri" w:hAnsi="TH SarabunPSK" w:cs="TH SarabunPSK"/>
-          <w:sz w:val="32"/>
-          <w:szCs w:val="32"/>
+          <w:sz w:val="28"/>
         </w:rPr>
         <w:tab/>
       </w:r>
       <w:r>
         <w:rPr>
           <w:rFonts w:ascii="TH SarabunPSK" w:eastAsia="Calibri" w:hAnsi="TH SarabunPSK" w:cs="TH SarabunPSK"/>
-          <w:sz w:val="32"/>
-          <w:szCs w:val="32"/>
+          <w:sz w:val="28"/>
         </w:rPr>
         <w:tab/>
+      </w:r>
+      <w:proofErr w:type="gramStart"/>
+      <w:r>
+        <w:rPr>
+          <w:rFonts w:ascii="TH SarabunPSK" w:eastAsia="Calibri" w:hAnsi="TH SarabunPSK" w:cs="TH SarabunPSK"/>
+          <w:sz w:val="28"/>
+        </w:rPr>
         <w:t>3</w:t>
       </w:r>
       <w:r>
         <w:rPr>
           <w:rFonts w:ascii="TH SarabunPSK" w:eastAsia="Calibri" w:hAnsi="TH SarabunPSK" w:cs="TH SarabunPSK"/>
-          <w:sz w:val="32"/>
-          <w:szCs w:val="32"/>
+          <w:sz w:val="28"/>
           <w:cs/>
         </w:rPr>
         <w:t xml:space="preserve">  หมายถึง</w:t>
       </w:r>
+      <w:proofErr w:type="gramEnd"/>
       <w:r>
         <w:rPr>
           <w:rFonts w:ascii="TH SarabunPSK" w:eastAsia="Calibri" w:hAnsi="TH SarabunPSK" w:cs="TH SarabunPSK"/>
-          <w:sz w:val="32"/>
-          <w:szCs w:val="32"/>
+          <w:sz w:val="28"/>
           <w:cs/>
         </w:rPr>
         <w:tab/>
@@ -869,57 +790,58 @@
         <w:spacing w:after="0" w:line="240" w:lineRule="auto"/>
         <w:rPr>
           <w:rFonts w:ascii="TH SarabunPSK" w:eastAsia="Calibri" w:hAnsi="TH SarabunPSK" w:cs="TH SarabunPSK"/>
-          <w:sz w:val="32"/>
-          <w:szCs w:val="32"/>
+          <w:sz w:val="28"/>
         </w:rPr>
       </w:pPr>
       <w:r>
         <w:rPr>
           <w:rFonts w:ascii="TH SarabunPSK" w:eastAsia="Calibri" w:hAnsi="TH SarabunPSK" w:cs="TH SarabunPSK"/>
-          <w:sz w:val="32"/>
-          <w:szCs w:val="32"/>
+          <w:sz w:val="28"/>
         </w:rPr>
         <w:tab/>
       </w:r>
       <w:r>
         <w:rPr>
           <w:rFonts w:ascii="TH SarabunPSK" w:eastAsia="Calibri" w:hAnsi="TH SarabunPSK" w:cs="TH SarabunPSK"/>
-          <w:sz w:val="32"/>
-          <w:szCs w:val="32"/>
+          <w:sz w:val="28"/>
         </w:rPr>
         <w:tab/>
       </w:r>
       <w:r>
         <w:rPr>
           <w:rFonts w:ascii="TH SarabunPSK" w:eastAsia="Calibri" w:hAnsi="TH SarabunPSK" w:cs="TH SarabunPSK"/>
-          <w:sz w:val="32"/>
-          <w:szCs w:val="32"/>
+          <w:sz w:val="28"/>
         </w:rPr>
         <w:tab/>
       </w:r>
       <w:r>
         <w:rPr>
           <w:rFonts w:ascii="TH SarabunPSK" w:eastAsia="Calibri" w:hAnsi="TH SarabunPSK" w:cs="TH SarabunPSK"/>
-          <w:sz w:val="32"/>
-          <w:szCs w:val="32"/>
+          <w:sz w:val="28"/>
         </w:rPr>
         <w:tab/>
+      </w:r>
+      <w:proofErr w:type="gramStart"/>
+      <w:r>
+        <w:rPr>
+          <w:rFonts w:ascii="TH SarabunPSK" w:eastAsia="Calibri" w:hAnsi="TH SarabunPSK" w:cs="TH SarabunPSK"/>
+          <w:sz w:val="28"/>
+        </w:rPr>
         <w:t>2</w:t>
       </w:r>
       <w:r>
         <w:rPr>
           <w:rFonts w:ascii="TH SarabunPSK" w:eastAsia="Calibri" w:hAnsi="TH SarabunPSK" w:cs="TH SarabunPSK"/>
-          <w:sz w:val="32"/>
-          <w:szCs w:val="32"/>
+          <w:sz w:val="28"/>
           <w:cs/>
         </w:rPr>
         <w:t xml:space="preserve">  หมายถึง</w:t>
       </w:r>
+      <w:proofErr w:type="gramEnd"/>
       <w:r>
         <w:rPr>
           <w:rFonts w:ascii="TH SarabunPSK" w:eastAsia="Calibri" w:hAnsi="TH SarabunPSK" w:cs="TH SarabunPSK"/>
-          <w:sz w:val="32"/>
-          <w:szCs w:val="32"/>
+          <w:sz w:val="28"/>
           <w:cs/>
         </w:rPr>
         <w:tab/>
@@ -933,58 +855,59 @@
           <w:rFonts w:ascii="TH SarabunPSK" w:hAnsi="TH SarabunPSK" w:cs="TH SarabunPSK"/>
           <w:b/>
           <w:bCs/>
-          <w:sz w:val="20"/>
-          <w:szCs w:val="20"/>
+          <w:sz w:val="28"/>
           <w:cs/>
         </w:rPr>
       </w:pPr>
       <w:r>
         <w:rPr>
           <w:rFonts w:ascii="TH SarabunPSK" w:eastAsia="Calibri" w:hAnsi="TH SarabunPSK" w:cs="TH SarabunPSK"/>
-          <w:sz w:val="32"/>
-          <w:szCs w:val="32"/>
+          <w:sz w:val="28"/>
         </w:rPr>
         <w:tab/>
       </w:r>
       <w:r>
         <w:rPr>
           <w:rFonts w:ascii="TH SarabunPSK" w:eastAsia="Calibri" w:hAnsi="TH SarabunPSK" w:cs="TH SarabunPSK"/>
-          <w:sz w:val="32"/>
-          <w:szCs w:val="32"/>
+          <w:sz w:val="28"/>
         </w:rPr>
         <w:tab/>
       </w:r>
       <w:r>
         <w:rPr>
           <w:rFonts w:ascii="TH SarabunPSK" w:eastAsia="Calibri" w:hAnsi="TH SarabunPSK" w:cs="TH SarabunPSK"/>
-          <w:sz w:val="32"/>
-          <w:szCs w:val="32"/>
+          <w:sz w:val="28"/>
         </w:rPr>
         <w:tab/>
       </w:r>
       <w:r>
         <w:rPr>
           <w:rFonts w:ascii="TH SarabunPSK" w:eastAsia="Calibri" w:hAnsi="TH SarabunPSK" w:cs="TH SarabunPSK"/>
-          <w:sz w:val="32"/>
-          <w:szCs w:val="32"/>
+          <w:sz w:val="28"/>
         </w:rPr>
         <w:tab/>
+      </w:r>
+      <w:proofErr w:type="gramStart"/>
+      <w:r>
+        <w:rPr>
+          <w:rFonts w:ascii="TH SarabunPSK" w:eastAsia="Calibri" w:hAnsi="TH SarabunPSK" w:cs="TH SarabunPSK"/>
+          <w:sz w:val="28"/>
+        </w:rPr>
         <w:t>1</w:t>
       </w:r>
       <w:r>
         <w:rPr>
           <w:rFonts w:ascii="TH SarabunPSK" w:eastAsia="Calibri" w:hAnsi="TH SarabunPSK" w:cs="TH SarabunPSK"/>
-          <w:sz w:val="32"/>
-          <w:szCs w:val="32"/>
+          <w:sz w:val="28"/>
           <w:cs/>
         </w:rPr>
         <w:t xml:space="preserve">  หมายถึง</w:t>
       </w:r>
+      <w:proofErr w:type="gramEnd"/>
       <w:r>
         <w:rPr>
           <w:rFonts w:ascii="TH SarabunPSK" w:eastAsia="Calibri" w:hAnsi="TH SarabunPSK" w:cs="TH SarabunPSK"/>
-          <w:sz w:val="32"/>
-          <w:szCs w:val="32"/>
+          <w:sz w:val="28"/>
           <w:cs/>
         </w:rPr>
         <w:tab/>
@@ -993,8 +916,7 @@
       <w:r>
         <w:rPr>
           <w:rFonts w:ascii="TH SarabunPSK" w:hAnsi="TH SarabunPSK" w:cs="TH SarabunPSK" w:hint="cs"/>
-          <w:sz w:val="32"/>
-          <w:szCs w:val="32"/>
+          <w:sz w:val="28"/>
           <w:cs/>
         </w:rPr>
         <w:t>ให้ผู้ตอบ</w:t>
@@ -1045,6 +967,8 @@
                 <w:rFonts w:ascii="TH SarabunPSK" w:hAnsi="TH SarabunPSK" w:cs="TH SarabunPSK"/>
                 <w:b/>
                 <w:bCs/>
+                <w:sz w:val="28"/>
+                <w:szCs w:val="28"/>
               </w:rPr>
             </w:pPr>
             <w:r>
@@ -1052,6 +976,8 @@
                 <w:rFonts w:ascii="TH SarabunPSK" w:hAnsi="TH SarabunPSK" w:cs="TH SarabunPSK"/>
                 <w:b/>
                 <w:bCs/>
+                <w:sz w:val="28"/>
+                <w:szCs w:val="28"/>
                 <w:cs/>
               </w:rPr>
               <w:t>ลำดับที</w:t>
@@ -1061,6 +987,8 @@
                 <w:rFonts w:ascii="TH SarabunPSK" w:hAnsi="TH SarabunPSK" w:cs="TH SarabunPSK" w:hint="cs"/>
                 <w:b/>
                 <w:bCs/>
+                <w:sz w:val="28"/>
+                <w:szCs w:val="28"/>
                 <w:cs/>
               </w:rPr>
               <w:t>่</w:t>
@@ -1088,6 +1016,8 @@
                 <w:rFonts w:ascii="TH SarabunPSK" w:hAnsi="TH SarabunPSK" w:cs="TH SarabunPSK"/>
                 <w:b/>
                 <w:bCs/>
+                <w:sz w:val="28"/>
+                <w:szCs w:val="28"/>
                 <w:cs/>
               </w:rPr>
             </w:pPr>
@@ -1096,6 +1026,8 @@
                 <w:rFonts w:ascii="TH SarabunPSK" w:hAnsi="TH SarabunPSK" w:cs="TH SarabunPSK"/>
                 <w:b/>
                 <w:bCs/>
+                <w:sz w:val="28"/>
+                <w:szCs w:val="28"/>
                 <w:cs/>
               </w:rPr>
               <w:t>รายการ</w:t>
@@ -1105,6 +1037,8 @@
                 <w:rFonts w:ascii="TH SarabunPSK" w:hAnsi="TH SarabunPSK" w:cs="TH SarabunPSK" w:hint="cs"/>
                 <w:b/>
                 <w:bCs/>
+                <w:sz w:val="28"/>
+                <w:szCs w:val="28"/>
                 <w:cs/>
               </w:rPr>
               <w:t>หัวข้อคำถาม</w:t>
@@ -1131,6 +1065,8 @@
                 <w:rFonts w:ascii="TH SarabunPSK" w:hAnsi="TH SarabunPSK" w:cs="TH SarabunPSK"/>
                 <w:b/>
                 <w:bCs/>
+                <w:sz w:val="28"/>
+                <w:szCs w:val="28"/>
               </w:rPr>
             </w:pPr>
             <w:r>
@@ -1138,6 +1074,8 @@
                 <w:rFonts w:ascii="TH SarabunPSK" w:hAnsi="TH SarabunPSK" w:cs="TH SarabunPSK"/>
                 <w:b/>
                 <w:bCs/>
+                <w:sz w:val="28"/>
+                <w:szCs w:val="28"/>
                 <w:cs/>
               </w:rPr>
               <w:t>ระดับความพึงพอใจ</w:t>
@@ -1166,6 +1104,8 @@
                 <w:rFonts w:ascii="TH SarabunPSK" w:hAnsi="TH SarabunPSK" w:cs="TH SarabunPSK"/>
                 <w:b/>
                 <w:bCs/>
+                <w:sz w:val="28"/>
+                <w:szCs w:val="28"/>
               </w:rPr>
             </w:pPr>
           </w:p>
@@ -1190,6 +1130,8 @@
                 <w:rFonts w:ascii="TH SarabunPSK" w:hAnsi="TH SarabunPSK" w:cs="TH SarabunPSK"/>
                 <w:b/>
                 <w:bCs/>
+                <w:sz w:val="28"/>
+                <w:szCs w:val="28"/>
               </w:rPr>
             </w:pPr>
           </w:p>
@@ -1213,6 +1155,8 @@
                 <w:rFonts w:ascii="TH SarabunPSK" w:hAnsi="TH SarabunPSK" w:cs="TH SarabunPSK"/>
                 <w:b/>
                 <w:bCs/>
+                <w:sz w:val="28"/>
+                <w:szCs w:val="28"/>
               </w:rPr>
             </w:pPr>
             <w:r>
@@ -1220,6 +1164,8 @@
                 <w:rFonts w:ascii="TH SarabunPSK" w:hAnsi="TH SarabunPSK" w:cs="TH SarabunPSK"/>
                 <w:b/>
                 <w:bCs/>
+                <w:sz w:val="28"/>
+                <w:szCs w:val="28"/>
               </w:rPr>
               <w:t>5</w:t>
             </w:r>
@@ -1244,6 +1190,8 @@
                 <w:rFonts w:ascii="TH SarabunPSK" w:hAnsi="TH SarabunPSK" w:cs="TH SarabunPSK"/>
                 <w:b/>
                 <w:bCs/>
+                <w:sz w:val="28"/>
+                <w:szCs w:val="28"/>
                 <w:cs/>
               </w:rPr>
             </w:pPr>
@@ -1252,6 +1200,8 @@
                 <w:rFonts w:ascii="TH SarabunPSK" w:hAnsi="TH SarabunPSK" w:cs="TH SarabunPSK"/>
                 <w:b/>
                 <w:bCs/>
+                <w:sz w:val="28"/>
+                <w:szCs w:val="28"/>
               </w:rPr>
               <w:t>4</w:t>
             </w:r>
@@ -1276,6 +1226,8 @@
                 <w:rFonts w:ascii="TH SarabunPSK" w:hAnsi="TH SarabunPSK" w:cs="TH SarabunPSK"/>
                 <w:b/>
                 <w:bCs/>
+                <w:sz w:val="28"/>
+                <w:szCs w:val="28"/>
               </w:rPr>
             </w:pPr>
             <w:r>
@@ -1283,6 +1235,8 @@
                 <w:rFonts w:ascii="TH SarabunPSK" w:hAnsi="TH SarabunPSK" w:cs="TH SarabunPSK"/>
                 <w:b/>
                 <w:bCs/>
+                <w:sz w:val="28"/>
+                <w:szCs w:val="28"/>
               </w:rPr>
               <w:t>3</w:t>
             </w:r>
@@ -1307,6 +1261,8 @@
                 <w:rFonts w:ascii="TH SarabunPSK" w:hAnsi="TH SarabunPSK" w:cs="TH SarabunPSK"/>
                 <w:b/>
                 <w:bCs/>
+                <w:sz w:val="28"/>
+                <w:szCs w:val="28"/>
               </w:rPr>
             </w:pPr>
             <w:r>
@@ -1314,6 +1270,8 @@
                 <w:rFonts w:ascii="TH SarabunPSK" w:hAnsi="TH SarabunPSK" w:cs="TH SarabunPSK"/>
                 <w:b/>
                 <w:bCs/>
+                <w:sz w:val="28"/>
+                <w:szCs w:val="28"/>
               </w:rPr>
               <w:t>2</w:t>
             </w:r>
@@ -1338,6 +1296,8 @@
                 <w:rFonts w:ascii="TH SarabunPSK" w:hAnsi="TH SarabunPSK" w:cs="TH SarabunPSK"/>
                 <w:b/>
                 <w:bCs/>
+                <w:sz w:val="28"/>
+                <w:szCs w:val="28"/>
               </w:rPr>
             </w:pPr>
             <w:r>
@@ -1345,6 +1305,8 @@
                 <w:rFonts w:ascii="TH SarabunPSK" w:hAnsi="TH SarabunPSK" w:cs="TH SarabunPSK"/>
                 <w:b/>
                 <w:bCs/>
+                <w:sz w:val="28"/>
+                <w:szCs w:val="28"/>
               </w:rPr>
               <w:t>1</w:t>
             </w:r>
@@ -1371,6 +1333,8 @@
               <w:pStyle w:val="Thesis-Style"/>
               <w:rPr>
                 <w:rFonts w:ascii="TH SarabunPSK" w:hAnsi="TH SarabunPSK" w:cs="TH SarabunPSK"/>
+                <w:sz w:val="28"/>
+                <w:szCs w:val="28"/>
               </w:rPr>
             </w:pPr>
             <w:r>
@@ -1378,6 +1342,8 @@
                 <w:rFonts w:ascii="TH SarabunPSK" w:hAnsi="TH SarabunPSK" w:cs="TH SarabunPSK" w:hint="cs"/>
                 <w:b/>
                 <w:bCs/>
+                <w:sz w:val="28"/>
+                <w:szCs w:val="28"/>
                 <w:cs/>
               </w:rPr>
               <w:t>ด้าน</w:t>
@@ -1387,6 +1353,8 @@
                 <w:rFonts w:ascii="TH SarabunPSK" w:hAnsi="TH SarabunPSK" w:cs="TH SarabunPSK"/>
                 <w:b/>
                 <w:bCs/>
+                <w:sz w:val="28"/>
+                <w:szCs w:val="28"/>
                 <w:cs/>
               </w:rPr>
               <w:t>ประสิทธิภาพ</w:t>
@@ -1413,11 +1381,15 @@
               <w:jc w:val="center"/>
               <w:rPr>
                 <w:rFonts w:ascii="TH SarabunPSK" w:hAnsi="TH SarabunPSK" w:cs="TH SarabunPSK"/>
+                <w:sz w:val="28"/>
+                <w:szCs w:val="28"/>
               </w:rPr>
             </w:pPr>
             <w:r>
               <w:rPr>
                 <w:rFonts w:ascii="TH SarabunPSK" w:hAnsi="TH SarabunPSK" w:cs="TH SarabunPSK"/>
+                <w:sz w:val="28"/>
+                <w:szCs w:val="28"/>
               </w:rPr>
               <w:t>1</w:t>
             </w:r>
@@ -1440,11 +1412,15 @@
               <w:rPr>
                 <w:rFonts w:ascii="TH SarabunPSK" w:hAnsi="TH SarabunPSK" w:cs="TH SarabunPSK"/>
                 <w:spacing w:val="-6"/>
+                <w:sz w:val="28"/>
+                <w:szCs w:val="28"/>
               </w:rPr>
             </w:pPr>
             <w:r>
               <w:rPr>
                 <w:rFonts w:ascii="TH SarabunPSK" w:hAnsi="TH SarabunPSK" w:cs="TH SarabunPSK"/>
+                <w:sz w:val="28"/>
+                <w:szCs w:val="28"/>
                 <w:cs/>
               </w:rPr>
               <w:t>ความเหมาะสมของการจัดวางเมนู</w:t>
@@ -1466,6 +1442,8 @@
               <w:pStyle w:val="Thesis-Style"/>
               <w:rPr>
                 <w:rFonts w:ascii="TH SarabunPSK" w:hAnsi="TH SarabunPSK" w:cs="TH SarabunPSK"/>
+                <w:sz w:val="28"/>
+                <w:szCs w:val="28"/>
               </w:rPr>
             </w:pPr>
           </w:p>
@@ -1485,6 +1463,8 @@
               <w:pStyle w:val="Thesis-Style"/>
               <w:rPr>
                 <w:rFonts w:ascii="TH SarabunPSK" w:hAnsi="TH SarabunPSK" w:cs="TH SarabunPSK"/>
+                <w:sz w:val="28"/>
+                <w:szCs w:val="28"/>
               </w:rPr>
             </w:pPr>
           </w:p>
@@ -1504,6 +1484,8 @@
               <w:pStyle w:val="Thesis-Style"/>
               <w:rPr>
                 <w:rFonts w:ascii="TH SarabunPSK" w:hAnsi="TH SarabunPSK" w:cs="TH SarabunPSK"/>
+                <w:sz w:val="28"/>
+                <w:szCs w:val="28"/>
               </w:rPr>
             </w:pPr>
           </w:p>
@@ -1523,6 +1505,8 @@
               <w:pStyle w:val="Thesis-Style"/>
               <w:rPr>
                 <w:rFonts w:ascii="TH SarabunPSK" w:hAnsi="TH SarabunPSK" w:cs="TH SarabunPSK"/>
+                <w:sz w:val="28"/>
+                <w:szCs w:val="28"/>
               </w:rPr>
             </w:pPr>
           </w:p>
@@ -1542,6 +1526,8 @@
               <w:pStyle w:val="Thesis-Style"/>
               <w:rPr>
                 <w:rFonts w:ascii="TH SarabunPSK" w:hAnsi="TH SarabunPSK" w:cs="TH SarabunPSK"/>
+                <w:sz w:val="28"/>
+                <w:szCs w:val="28"/>
               </w:rPr>
             </w:pPr>
           </w:p>
@@ -1566,11 +1552,15 @@
               <w:jc w:val="center"/>
               <w:rPr>
                 <w:rFonts w:ascii="TH SarabunPSK" w:hAnsi="TH SarabunPSK" w:cs="TH SarabunPSK"/>
+                <w:sz w:val="28"/>
+                <w:szCs w:val="28"/>
               </w:rPr>
             </w:pPr>
             <w:r>
               <w:rPr>
                 <w:rFonts w:ascii="TH SarabunPSK" w:hAnsi="TH SarabunPSK" w:cs="TH SarabunPSK"/>
+                <w:sz w:val="28"/>
+                <w:szCs w:val="28"/>
               </w:rPr>
               <w:t>2</w:t>
             </w:r>
@@ -1592,11 +1582,15 @@
               <w:pStyle w:val="Thesis-Style"/>
               <w:rPr>
                 <w:rFonts w:ascii="TH SarabunPSK" w:hAnsi="TH SarabunPSK" w:cs="TH SarabunPSK"/>
+                <w:sz w:val="28"/>
+                <w:szCs w:val="28"/>
               </w:rPr>
             </w:pPr>
             <w:r>
               <w:rPr>
                 <w:rFonts w:ascii="TH SarabunPSK" w:hAnsi="TH SarabunPSK" w:cs="TH SarabunPSK"/>
+                <w:sz w:val="28"/>
+                <w:szCs w:val="28"/>
                 <w:cs/>
               </w:rPr>
               <w:t>ความรวดเร็วในการตอบสนองของระบบ</w:t>
@@ -1618,6 +1612,8 @@
               <w:pStyle w:val="Thesis-Style"/>
               <w:rPr>
                 <w:rFonts w:ascii="TH SarabunPSK" w:hAnsi="TH SarabunPSK" w:cs="TH SarabunPSK"/>
+                <w:sz w:val="28"/>
+                <w:szCs w:val="28"/>
               </w:rPr>
             </w:pPr>
           </w:p>
@@ -1637,6 +1633,8 @@
               <w:pStyle w:val="Thesis-Style"/>
               <w:rPr>
                 <w:rFonts w:ascii="TH SarabunPSK" w:hAnsi="TH SarabunPSK" w:cs="TH SarabunPSK"/>
+                <w:sz w:val="28"/>
+                <w:szCs w:val="28"/>
               </w:rPr>
             </w:pPr>
           </w:p>
@@ -1656,6 +1654,8 @@
               <w:pStyle w:val="Thesis-Style"/>
               <w:rPr>
                 <w:rFonts w:ascii="TH SarabunPSK" w:hAnsi="TH SarabunPSK" w:cs="TH SarabunPSK"/>
+                <w:sz w:val="28"/>
+                <w:szCs w:val="28"/>
               </w:rPr>
             </w:pPr>
           </w:p>
@@ -1675,6 +1675,8 @@
               <w:pStyle w:val="Thesis-Style"/>
               <w:rPr>
                 <w:rFonts w:ascii="TH SarabunPSK" w:hAnsi="TH SarabunPSK" w:cs="TH SarabunPSK"/>
+                <w:sz w:val="28"/>
+                <w:szCs w:val="28"/>
               </w:rPr>
             </w:pPr>
           </w:p>
@@ -1694,6 +1696,8 @@
               <w:pStyle w:val="Thesis-Style"/>
               <w:rPr>
                 <w:rFonts w:ascii="TH SarabunPSK" w:hAnsi="TH SarabunPSK" w:cs="TH SarabunPSK"/>
+                <w:sz w:val="28"/>
+                <w:szCs w:val="28"/>
               </w:rPr>
             </w:pPr>
           </w:p>
@@ -1717,11 +1721,15 @@
               <w:jc w:val="center"/>
               <w:rPr>
                 <w:rFonts w:ascii="TH SarabunPSK" w:hAnsi="TH SarabunPSK" w:cs="TH SarabunPSK"/>
+                <w:sz w:val="28"/>
+                <w:szCs w:val="28"/>
               </w:rPr>
             </w:pPr>
             <w:r>
               <w:rPr>
                 <w:rFonts w:ascii="TH SarabunPSK" w:hAnsi="TH SarabunPSK" w:cs="TH SarabunPSK"/>
+                <w:sz w:val="28"/>
+                <w:szCs w:val="28"/>
               </w:rPr>
               <w:t>3</w:t>
             </w:r>
@@ -1741,12 +1749,16 @@
             <w:pPr>
               <w:pStyle w:val="Thesis-Style"/>
               <w:rPr>
+                <w:rFonts w:ascii="TH SarabunPSK" w:hAnsi="TH SarabunPSK" w:cs="TH SarabunPSK"/>
+                <w:sz w:val="28"/>
+                <w:szCs w:val="28"/>
+              </w:rPr>
+            </w:pPr>
+            <w:r>
+              <w:rPr>
                 <w:rFonts w:ascii="TH SarabunPSK" w:hAnsi="TH SarabunPSK" w:cs="TH SarabunPSK" w:hint="cs"/>
-              </w:rPr>
-            </w:pPr>
-            <w:r>
-              <w:rPr>
-                <w:rFonts w:ascii="TH SarabunPSK" w:hAnsi="TH SarabunPSK" w:cs="TH SarabunPSK" w:hint="cs"/>
+                <w:sz w:val="28"/>
+                <w:szCs w:val="28"/>
                 <w:cs/>
               </w:rPr>
               <w:t>ความสะดวกในการ</w:t>
@@ -1754,6 +1766,8 @@
             <w:r>
               <w:rPr>
                 <w:rFonts w:ascii="TH SarabunPSK" w:hAnsi="TH SarabunPSK" w:cs="TH SarabunPSK" w:hint="cs"/>
+                <w:sz w:val="28"/>
+                <w:szCs w:val="28"/>
                 <w:cs/>
               </w:rPr>
               <w:t>สนับสนุนสตรีมเมอร์</w:t>
@@ -1775,6 +1789,8 @@
               <w:pStyle w:val="Thesis-Style"/>
               <w:rPr>
                 <w:rFonts w:ascii="TH SarabunPSK" w:hAnsi="TH SarabunPSK" w:cs="TH SarabunPSK"/>
+                <w:sz w:val="28"/>
+                <w:szCs w:val="28"/>
               </w:rPr>
             </w:pPr>
           </w:p>
@@ -1794,6 +1810,8 @@
               <w:pStyle w:val="Thesis-Style"/>
               <w:rPr>
                 <w:rFonts w:ascii="TH SarabunPSK" w:hAnsi="TH SarabunPSK" w:cs="TH SarabunPSK"/>
+                <w:sz w:val="28"/>
+                <w:szCs w:val="28"/>
               </w:rPr>
             </w:pPr>
           </w:p>
@@ -1813,6 +1831,8 @@
               <w:pStyle w:val="Thesis-Style"/>
               <w:rPr>
                 <w:rFonts w:ascii="TH SarabunPSK" w:hAnsi="TH SarabunPSK" w:cs="TH SarabunPSK"/>
+                <w:sz w:val="28"/>
+                <w:szCs w:val="28"/>
               </w:rPr>
             </w:pPr>
           </w:p>
@@ -1832,6 +1852,8 @@
               <w:pStyle w:val="Thesis-Style"/>
               <w:rPr>
                 <w:rFonts w:ascii="TH SarabunPSK" w:hAnsi="TH SarabunPSK" w:cs="TH SarabunPSK"/>
+                <w:sz w:val="28"/>
+                <w:szCs w:val="28"/>
               </w:rPr>
             </w:pPr>
           </w:p>
@@ -1851,6 +1873,8 @@
               <w:pStyle w:val="Thesis-Style"/>
               <w:rPr>
                 <w:rFonts w:ascii="TH SarabunPSK" w:hAnsi="TH SarabunPSK" w:cs="TH SarabunPSK"/>
+                <w:sz w:val="28"/>
+                <w:szCs w:val="28"/>
               </w:rPr>
             </w:pPr>
           </w:p>
@@ -1876,6 +1900,8 @@
               <w:pStyle w:val="Thesis-Style"/>
               <w:rPr>
                 <w:rFonts w:ascii="TH SarabunPSK" w:hAnsi="TH SarabunPSK" w:cs="TH SarabunPSK"/>
+                <w:sz w:val="28"/>
+                <w:szCs w:val="28"/>
               </w:rPr>
             </w:pPr>
             <w:r>
@@ -1884,39 +1910,11 @@
                 <w:b/>
                 <w:bCs/>
                 <w:spacing w:val="-10"/>
+                <w:sz w:val="28"/>
+                <w:szCs w:val="28"/>
                 <w:cs/>
               </w:rPr>
-              <w:t>ด</w:t>
-            </w:r>
-            <w:r>
-              <w:rPr>
-                <w:rFonts w:ascii="TH SarabunPSK" w:hAnsi="TH SarabunPSK" w:cs="TH SarabunPSK" w:hint="cs"/>
-                <w:b/>
-                <w:bCs/>
-                <w:spacing w:val="-10"/>
-                <w:cs/>
-              </w:rPr>
-              <w:t>้</w:t>
-            </w:r>
-            <w:r>
-              <w:rPr>
-                <w:rFonts w:ascii="TH SarabunPSK" w:hAnsi="TH SarabunPSK" w:cs="TH SarabunPSK" w:hint="cs"/>
-                <w:b/>
-                <w:bCs/>
-                <w:spacing w:val="-10"/>
-                <w:cs/>
-              </w:rPr>
-              <w:t>าน</w:t>
-            </w:r>
-            <w:r>
-              <w:rPr>
-                <w:rFonts w:ascii="TH SarabunPSK" w:hAnsi="TH SarabunPSK" w:cs="TH SarabunPSK" w:hint="cs"/>
-                <w:b/>
-                <w:bCs/>
-                <w:spacing w:val="-10"/>
-                <w:cs/>
-              </w:rPr>
-              <w:t>การออกแบบหน้าจอ</w:t>
+              <w:t>ด้านการออกแบบหน้าจอ</w:t>
             </w:r>
           </w:p>
         </w:tc>
@@ -1940,11 +1938,15 @@
               <w:jc w:val="center"/>
               <w:rPr>
                 <w:rFonts w:ascii="TH SarabunPSK" w:hAnsi="TH SarabunPSK" w:cs="TH SarabunPSK"/>
+                <w:sz w:val="28"/>
+                <w:szCs w:val="28"/>
               </w:rPr>
             </w:pPr>
             <w:r>
               <w:rPr>
                 <w:rFonts w:ascii="TH SarabunPSK" w:hAnsi="TH SarabunPSK" w:cs="TH SarabunPSK"/>
+                <w:sz w:val="28"/>
+                <w:szCs w:val="28"/>
               </w:rPr>
               <w:t>4</w:t>
             </w:r>
@@ -1966,12 +1968,16 @@
               <w:pStyle w:val="Thesis-Style"/>
               <w:rPr>
                 <w:rFonts w:ascii="TH SarabunPSK" w:hAnsi="TH SarabunPSK" w:cs="TH SarabunPSK"/>
+                <w:sz w:val="28"/>
+                <w:szCs w:val="28"/>
                 <w:cs/>
               </w:rPr>
             </w:pPr>
             <w:r>
               <w:rPr>
                 <w:rFonts w:ascii="TH SarabunPSK" w:hAnsi="TH SarabunPSK" w:cs="TH SarabunPSK"/>
+                <w:sz w:val="28"/>
+                <w:szCs w:val="28"/>
                 <w:cs/>
               </w:rPr>
               <w:t>การจัดรูปแบบในเว็บไซต์</w:t>
@@ -1979,6 +1985,8 @@
             <w:r>
               <w:rPr>
                 <w:rFonts w:ascii="TH SarabunPSK" w:hAnsi="TH SarabunPSK" w:cs="TH SarabunPSK" w:hint="cs"/>
+                <w:sz w:val="28"/>
+                <w:szCs w:val="28"/>
                 <w:cs/>
               </w:rPr>
               <w:t>สำหรับอุปกรณ์ต่างๆ</w:t>
@@ -2000,6 +2008,8 @@
               <w:pStyle w:val="Thesis-Style"/>
               <w:rPr>
                 <w:rFonts w:ascii="TH SarabunPSK" w:hAnsi="TH SarabunPSK" w:cs="TH SarabunPSK"/>
+                <w:sz w:val="28"/>
+                <w:szCs w:val="28"/>
               </w:rPr>
             </w:pPr>
           </w:p>
@@ -2019,6 +2029,8 @@
               <w:pStyle w:val="Thesis-Style"/>
               <w:rPr>
                 <w:rFonts w:ascii="TH SarabunPSK" w:hAnsi="TH SarabunPSK" w:cs="TH SarabunPSK"/>
+                <w:sz w:val="28"/>
+                <w:szCs w:val="28"/>
               </w:rPr>
             </w:pPr>
           </w:p>
@@ -2038,6 +2050,8 @@
               <w:pStyle w:val="Thesis-Style"/>
               <w:rPr>
                 <w:rFonts w:ascii="TH SarabunPSK" w:hAnsi="TH SarabunPSK" w:cs="TH SarabunPSK"/>
+                <w:sz w:val="28"/>
+                <w:szCs w:val="28"/>
               </w:rPr>
             </w:pPr>
           </w:p>
@@ -2057,6 +2071,8 @@
               <w:pStyle w:val="Thesis-Style"/>
               <w:rPr>
                 <w:rFonts w:ascii="TH SarabunPSK" w:hAnsi="TH SarabunPSK" w:cs="TH SarabunPSK"/>
+                <w:sz w:val="28"/>
+                <w:szCs w:val="28"/>
               </w:rPr>
             </w:pPr>
           </w:p>
@@ -2076,6 +2092,8 @@
               <w:pStyle w:val="Thesis-Style"/>
               <w:rPr>
                 <w:rFonts w:ascii="TH SarabunPSK" w:hAnsi="TH SarabunPSK" w:cs="TH SarabunPSK"/>
+                <w:sz w:val="28"/>
+                <w:szCs w:val="28"/>
               </w:rPr>
             </w:pPr>
           </w:p>
@@ -2099,11 +2117,15 @@
               <w:jc w:val="center"/>
               <w:rPr>
                 <w:rFonts w:ascii="TH SarabunPSK" w:hAnsi="TH SarabunPSK" w:cs="TH SarabunPSK"/>
+                <w:sz w:val="28"/>
+                <w:szCs w:val="28"/>
               </w:rPr>
             </w:pPr>
             <w:r>
               <w:rPr>
                 <w:rFonts w:ascii="TH SarabunPSK" w:hAnsi="TH SarabunPSK" w:cs="TH SarabunPSK"/>
+                <w:sz w:val="28"/>
+                <w:szCs w:val="28"/>
               </w:rPr>
               <w:t>5</w:t>
             </w:r>
@@ -2125,12 +2147,16 @@
               <w:rPr>
                 <w:rFonts w:ascii="TH SarabunPSK" w:eastAsia="Times New Roman" w:hAnsi="TH SarabunPSK" w:cs="TH SarabunPSK"/>
                 <w:spacing w:val="-10"/>
+                <w:sz w:val="28"/>
+                <w:szCs w:val="28"/>
                 <w:cs/>
               </w:rPr>
             </w:pPr>
             <w:r>
               <w:rPr>
                 <w:rFonts w:ascii="TH SarabunPSK" w:hAnsi="TH SarabunPSK" w:cs="TH SarabunPSK"/>
+                <w:sz w:val="28"/>
+                <w:szCs w:val="28"/>
                 <w:cs/>
               </w:rPr>
               <w:t>สีสันในการออกแบบเว็บไซต์มีความเหมาะสม</w:t>
@@ -2152,6 +2178,8 @@
               <w:pStyle w:val="Thesis-Style"/>
               <w:rPr>
                 <w:rFonts w:ascii="TH SarabunPSK" w:hAnsi="TH SarabunPSK" w:cs="TH SarabunPSK"/>
+                <w:sz w:val="28"/>
+                <w:szCs w:val="28"/>
               </w:rPr>
             </w:pPr>
           </w:p>
@@ -2171,6 +2199,8 @@
               <w:pStyle w:val="Thesis-Style"/>
               <w:rPr>
                 <w:rFonts w:ascii="TH SarabunPSK" w:hAnsi="TH SarabunPSK" w:cs="TH SarabunPSK"/>
+                <w:sz w:val="28"/>
+                <w:szCs w:val="28"/>
               </w:rPr>
             </w:pPr>
           </w:p>
@@ -2190,6 +2220,8 @@
               <w:pStyle w:val="Thesis-Style"/>
               <w:rPr>
                 <w:rFonts w:ascii="TH SarabunPSK" w:hAnsi="TH SarabunPSK" w:cs="TH SarabunPSK"/>
+                <w:sz w:val="28"/>
+                <w:szCs w:val="28"/>
               </w:rPr>
             </w:pPr>
           </w:p>
@@ -2209,6 +2241,8 @@
               <w:pStyle w:val="Thesis-Style"/>
               <w:rPr>
                 <w:rFonts w:ascii="TH SarabunPSK" w:hAnsi="TH SarabunPSK" w:cs="TH SarabunPSK"/>
+                <w:sz w:val="28"/>
+                <w:szCs w:val="28"/>
               </w:rPr>
             </w:pPr>
           </w:p>
@@ -2228,6 +2262,8 @@
               <w:pStyle w:val="Thesis-Style"/>
               <w:rPr>
                 <w:rFonts w:ascii="TH SarabunPSK" w:hAnsi="TH SarabunPSK" w:cs="TH SarabunPSK"/>
+                <w:sz w:val="28"/>
+                <w:szCs w:val="28"/>
               </w:rPr>
             </w:pPr>
           </w:p>
@@ -2251,11 +2287,15 @@
               <w:jc w:val="center"/>
               <w:rPr>
                 <w:rFonts w:ascii="TH SarabunPSK" w:hAnsi="TH SarabunPSK" w:cs="TH SarabunPSK"/>
+                <w:sz w:val="28"/>
+                <w:szCs w:val="28"/>
               </w:rPr>
             </w:pPr>
             <w:r>
               <w:rPr>
                 <w:rFonts w:ascii="TH SarabunPSK" w:hAnsi="TH SarabunPSK" w:cs="TH SarabunPSK"/>
+                <w:sz w:val="28"/>
+                <w:szCs w:val="28"/>
               </w:rPr>
               <w:t>6</w:t>
             </w:r>
@@ -2277,12 +2317,16 @@
               <w:rPr>
                 <w:rFonts w:ascii="TH SarabunPSK" w:eastAsia="Times New Roman" w:hAnsi="TH SarabunPSK" w:cs="TH SarabunPSK"/>
                 <w:spacing w:val="-10"/>
+                <w:sz w:val="28"/>
+                <w:szCs w:val="28"/>
                 <w:cs/>
               </w:rPr>
             </w:pPr>
             <w:r>
               <w:rPr>
                 <w:rFonts w:ascii="TH SarabunPSK" w:hAnsi="TH SarabunPSK" w:cs="TH SarabunPSK"/>
+                <w:sz w:val="28"/>
+                <w:szCs w:val="28"/>
                 <w:cs/>
               </w:rPr>
               <w:t>ความสวยงาม ความทันสมัย ความน่าสนใจของหน้าเว็บไซต์</w:t>
@@ -2304,6 +2348,8 @@
               <w:pStyle w:val="Thesis-Style"/>
               <w:rPr>
                 <w:rFonts w:ascii="TH SarabunPSK" w:hAnsi="TH SarabunPSK" w:cs="TH SarabunPSK"/>
+                <w:sz w:val="28"/>
+                <w:szCs w:val="28"/>
               </w:rPr>
             </w:pPr>
           </w:p>
@@ -2323,6 +2369,8 @@
               <w:pStyle w:val="Thesis-Style"/>
               <w:rPr>
                 <w:rFonts w:ascii="TH SarabunPSK" w:hAnsi="TH SarabunPSK" w:cs="TH SarabunPSK"/>
+                <w:sz w:val="28"/>
+                <w:szCs w:val="28"/>
               </w:rPr>
             </w:pPr>
           </w:p>
@@ -2342,6 +2390,8 @@
               <w:pStyle w:val="Thesis-Style"/>
               <w:rPr>
                 <w:rFonts w:ascii="TH SarabunPSK" w:hAnsi="TH SarabunPSK" w:cs="TH SarabunPSK"/>
+                <w:sz w:val="28"/>
+                <w:szCs w:val="28"/>
               </w:rPr>
             </w:pPr>
           </w:p>
@@ -2361,6 +2411,8 @@
               <w:pStyle w:val="Thesis-Style"/>
               <w:rPr>
                 <w:rFonts w:ascii="TH SarabunPSK" w:hAnsi="TH SarabunPSK" w:cs="TH SarabunPSK"/>
+                <w:sz w:val="28"/>
+                <w:szCs w:val="28"/>
               </w:rPr>
             </w:pPr>
           </w:p>
@@ -2380,6 +2432,8 @@
               <w:pStyle w:val="Thesis-Style"/>
               <w:rPr>
                 <w:rFonts w:ascii="TH SarabunPSK" w:hAnsi="TH SarabunPSK" w:cs="TH SarabunPSK"/>
+                <w:sz w:val="28"/>
+                <w:szCs w:val="28"/>
               </w:rPr>
             </w:pPr>
           </w:p>
@@ -2403,11 +2457,15 @@
               <w:jc w:val="center"/>
               <w:rPr>
                 <w:rFonts w:ascii="TH SarabunPSK" w:hAnsi="TH SarabunPSK" w:cs="TH SarabunPSK"/>
+                <w:sz w:val="28"/>
+                <w:szCs w:val="28"/>
               </w:rPr>
             </w:pPr>
             <w:r>
               <w:rPr>
                 <w:rFonts w:ascii="TH SarabunPSK" w:hAnsi="TH SarabunPSK" w:cs="TH SarabunPSK"/>
+                <w:sz w:val="28"/>
+                <w:szCs w:val="28"/>
               </w:rPr>
               <w:t>7</w:t>
             </w:r>
@@ -2433,12 +2491,16 @@
               </w:tabs>
               <w:rPr>
                 <w:rFonts w:ascii="TH SarabunPSK" w:hAnsi="TH SarabunPSK" w:cs="TH SarabunPSK"/>
+                <w:sz w:val="28"/>
+                <w:szCs w:val="28"/>
                 <w:cs/>
               </w:rPr>
             </w:pPr>
             <w:r>
               <w:rPr>
                 <w:rFonts w:ascii="TH SarabunPSK" w:hAnsi="TH SarabunPSK" w:cs="TH SarabunPSK"/>
+                <w:sz w:val="28"/>
+                <w:szCs w:val="28"/>
                 <w:cs/>
               </w:rPr>
               <w:t>ขนาดตัวอักษรและรูปแบบตัวอักษรอ่านง่ายและสวยงาม</w:t>
@@ -2460,6 +2522,8 @@
               <w:pStyle w:val="Thesis-Style"/>
               <w:rPr>
                 <w:rFonts w:ascii="TH SarabunPSK" w:hAnsi="TH SarabunPSK" w:cs="TH SarabunPSK"/>
+                <w:sz w:val="28"/>
+                <w:szCs w:val="28"/>
               </w:rPr>
             </w:pPr>
           </w:p>
@@ -2479,6 +2543,8 @@
               <w:pStyle w:val="Thesis-Style"/>
               <w:rPr>
                 <w:rFonts w:ascii="TH SarabunPSK" w:hAnsi="TH SarabunPSK" w:cs="TH SarabunPSK"/>
+                <w:sz w:val="28"/>
+                <w:szCs w:val="28"/>
               </w:rPr>
             </w:pPr>
           </w:p>
@@ -2498,6 +2564,8 @@
               <w:pStyle w:val="Thesis-Style"/>
               <w:rPr>
                 <w:rFonts w:ascii="TH SarabunPSK" w:hAnsi="TH SarabunPSK" w:cs="TH SarabunPSK"/>
+                <w:sz w:val="28"/>
+                <w:szCs w:val="28"/>
               </w:rPr>
             </w:pPr>
           </w:p>
@@ -2517,6 +2585,8 @@
               <w:pStyle w:val="Thesis-Style"/>
               <w:rPr>
                 <w:rFonts w:ascii="TH SarabunPSK" w:hAnsi="TH SarabunPSK" w:cs="TH SarabunPSK"/>
+                <w:sz w:val="28"/>
+                <w:szCs w:val="28"/>
               </w:rPr>
             </w:pPr>
           </w:p>
@@ -2536,6 +2606,8 @@
               <w:pStyle w:val="Thesis-Style"/>
               <w:rPr>
                 <w:rFonts w:ascii="TH SarabunPSK" w:hAnsi="TH SarabunPSK" w:cs="TH SarabunPSK"/>
+                <w:sz w:val="28"/>
+                <w:szCs w:val="28"/>
               </w:rPr>
             </w:pPr>
           </w:p>
@@ -2559,11 +2631,15 @@
               <w:jc w:val="center"/>
               <w:rPr>
                 <w:rFonts w:ascii="TH SarabunPSK" w:hAnsi="TH SarabunPSK" w:cs="TH SarabunPSK"/>
+                <w:sz w:val="28"/>
+                <w:szCs w:val="28"/>
               </w:rPr>
             </w:pPr>
             <w:r>
               <w:rPr>
                 <w:rFonts w:ascii="TH SarabunPSK" w:hAnsi="TH SarabunPSK" w:cs="TH SarabunPSK"/>
+                <w:sz w:val="28"/>
+                <w:szCs w:val="28"/>
               </w:rPr>
               <w:t>8</w:t>
             </w:r>
@@ -2589,12 +2665,16 @@
               </w:tabs>
               <w:rPr>
                 <w:rFonts w:ascii="TH SarabunPSK" w:hAnsi="TH SarabunPSK" w:cs="TH SarabunPSK"/>
+                <w:sz w:val="28"/>
+                <w:szCs w:val="28"/>
                 <w:cs/>
               </w:rPr>
             </w:pPr>
             <w:r>
               <w:rPr>
                 <w:rFonts w:ascii="TH SarabunPSK" w:hAnsi="TH SarabunPSK" w:cs="TH SarabunPSK"/>
+                <w:sz w:val="28"/>
+                <w:szCs w:val="28"/>
                 <w:cs/>
               </w:rPr>
               <w:t>การจัดรูปแบบในเว็บไซต์ง่ายต่อการอ่านและการใช้งาน</w:t>
@@ -2616,6 +2696,8 @@
               <w:pStyle w:val="Thesis-Style"/>
               <w:rPr>
                 <w:rFonts w:ascii="TH SarabunPSK" w:hAnsi="TH SarabunPSK" w:cs="TH SarabunPSK"/>
+                <w:sz w:val="28"/>
+                <w:szCs w:val="28"/>
               </w:rPr>
             </w:pPr>
           </w:p>
@@ -2635,6 +2717,8 @@
               <w:pStyle w:val="Thesis-Style"/>
               <w:rPr>
                 <w:rFonts w:ascii="TH SarabunPSK" w:hAnsi="TH SarabunPSK" w:cs="TH SarabunPSK"/>
+                <w:sz w:val="28"/>
+                <w:szCs w:val="28"/>
               </w:rPr>
             </w:pPr>
           </w:p>
@@ -2654,6 +2738,8 @@
               <w:pStyle w:val="Thesis-Style"/>
               <w:rPr>
                 <w:rFonts w:ascii="TH SarabunPSK" w:hAnsi="TH SarabunPSK" w:cs="TH SarabunPSK"/>
+                <w:sz w:val="28"/>
+                <w:szCs w:val="28"/>
               </w:rPr>
             </w:pPr>
           </w:p>
@@ -2673,6 +2759,8 @@
               <w:pStyle w:val="Thesis-Style"/>
               <w:rPr>
                 <w:rFonts w:ascii="TH SarabunPSK" w:hAnsi="TH SarabunPSK" w:cs="TH SarabunPSK"/>
+                <w:sz w:val="28"/>
+                <w:szCs w:val="28"/>
               </w:rPr>
             </w:pPr>
           </w:p>
@@ -2692,6 +2780,8 @@
               <w:pStyle w:val="Thesis-Style"/>
               <w:rPr>
                 <w:rFonts w:ascii="TH SarabunPSK" w:hAnsi="TH SarabunPSK" w:cs="TH SarabunPSK"/>
+                <w:sz w:val="28"/>
+                <w:szCs w:val="28"/>
               </w:rPr>
             </w:pPr>
           </w:p>
@@ -2719,6 +2809,8 @@
                 <w:b/>
                 <w:bCs/>
                 <w:color w:val="FF0000"/>
+                <w:sz w:val="28"/>
+                <w:szCs w:val="28"/>
               </w:rPr>
             </w:pPr>
             <w:r>
@@ -2726,18 +2818,11 @@
                 <w:rFonts w:ascii="TH SarabunPSK" w:hAnsi="TH SarabunPSK" w:cs="TH SarabunPSK" w:hint="cs"/>
                 <w:b/>
                 <w:bCs/>
+                <w:sz w:val="28"/>
+                <w:szCs w:val="28"/>
                 <w:cs/>
               </w:rPr>
-              <w:t>ด้า</w:t>
-            </w:r>
-            <w:r>
-              <w:rPr>
-                <w:rFonts w:ascii="TH SarabunPSK" w:hAnsi="TH SarabunPSK" w:cs="TH SarabunPSK" w:hint="cs"/>
-                <w:b/>
-                <w:bCs/>
-                <w:cs/>
-              </w:rPr>
-              <w:t>นความพึงพอใจโดยรวมใน</w:t>
+              <w:t>ด้านความพึงพอใจโดยรวมใน</w:t>
             </w:r>
             <w:r>
               <w:rPr>
@@ -2745,6 +2830,8 @@
                 <w:b/>
                 <w:bCs/>
                 <w:color w:val="000000" w:themeColor="text1"/>
+                <w:sz w:val="28"/>
+                <w:szCs w:val="28"/>
                 <w:cs/>
               </w:rPr>
               <w:t>การใช้งาน</w:t>
@@ -2755,6 +2842,8 @@
                 <w:b/>
                 <w:bCs/>
                 <w:color w:val="000000" w:themeColor="text1"/>
+                <w:sz w:val="28"/>
+                <w:szCs w:val="28"/>
                 <w:cs/>
               </w:rPr>
               <w:t>ระบบช่วยผู้สร้างคอนเทนต์รับรายได้จากการสนับสนุนของผู้ติดตาม</w:t>
@@ -2781,11 +2870,15 @@
               <w:jc w:val="center"/>
               <w:rPr>
                 <w:rFonts w:ascii="TH SarabunPSK" w:hAnsi="TH SarabunPSK" w:cs="TH SarabunPSK"/>
+                <w:sz w:val="28"/>
+                <w:szCs w:val="28"/>
               </w:rPr>
             </w:pPr>
             <w:r>
               <w:rPr>
                 <w:rFonts w:ascii="TH SarabunPSK" w:hAnsi="TH SarabunPSK" w:cs="TH SarabunPSK"/>
+                <w:sz w:val="28"/>
+                <w:szCs w:val="28"/>
               </w:rPr>
               <w:t>9</w:t>
             </w:r>
@@ -2808,12 +2901,16 @@
               <w:rPr>
                 <w:rFonts w:ascii="TH SarabunPSK" w:eastAsia="Times New Roman" w:hAnsi="TH SarabunPSK" w:cs="TH SarabunPSK"/>
                 <w:spacing w:val="-10"/>
+                <w:sz w:val="28"/>
+                <w:szCs w:val="28"/>
                 <w:cs/>
               </w:rPr>
             </w:pPr>
             <w:r>
               <w:rPr>
                 <w:rFonts w:ascii="TH SarabunPSK" w:hAnsi="TH SarabunPSK" w:cs="TH SarabunPSK"/>
+                <w:sz w:val="28"/>
+                <w:szCs w:val="28"/>
                 <w:cs/>
               </w:rPr>
               <w:t>ภาพรวมความพึงพอใจเกี่ยวกับระบบ</w:t>
@@ -2836,6 +2933,8 @@
               <w:pStyle w:val="Thesis-Style"/>
               <w:rPr>
                 <w:rFonts w:ascii="TH SarabunPSK" w:hAnsi="TH SarabunPSK" w:cs="TH SarabunPSK"/>
+                <w:sz w:val="28"/>
+                <w:szCs w:val="28"/>
               </w:rPr>
             </w:pPr>
           </w:p>
@@ -2856,6 +2955,8 @@
               <w:pStyle w:val="Thesis-Style"/>
               <w:rPr>
                 <w:rFonts w:ascii="TH SarabunPSK" w:hAnsi="TH SarabunPSK" w:cs="TH SarabunPSK"/>
+                <w:sz w:val="28"/>
+                <w:szCs w:val="28"/>
               </w:rPr>
             </w:pPr>
           </w:p>
@@ -2876,6 +2977,8 @@
               <w:pStyle w:val="Thesis-Style"/>
               <w:rPr>
                 <w:rFonts w:ascii="TH SarabunPSK" w:hAnsi="TH SarabunPSK" w:cs="TH SarabunPSK"/>
+                <w:sz w:val="28"/>
+                <w:szCs w:val="28"/>
               </w:rPr>
             </w:pPr>
           </w:p>
@@ -2896,6 +2999,8 @@
               <w:pStyle w:val="Thesis-Style"/>
               <w:rPr>
                 <w:rFonts w:ascii="TH SarabunPSK" w:hAnsi="TH SarabunPSK" w:cs="TH SarabunPSK"/>
+                <w:sz w:val="28"/>
+                <w:szCs w:val="28"/>
               </w:rPr>
             </w:pPr>
           </w:p>
@@ -2916,6 +3021,8 @@
               <w:pStyle w:val="Thesis-Style"/>
               <w:rPr>
                 <w:rFonts w:ascii="TH SarabunPSK" w:hAnsi="TH SarabunPSK" w:cs="TH SarabunPSK"/>
+                <w:sz w:val="28"/>
+                <w:szCs w:val="28"/>
               </w:rPr>
             </w:pPr>
           </w:p>
@@ -2940,11 +3047,15 @@
               <w:jc w:val="center"/>
               <w:rPr>
                 <w:rFonts w:ascii="TH SarabunPSK" w:hAnsi="TH SarabunPSK" w:cs="TH SarabunPSK"/>
+                <w:sz w:val="28"/>
+                <w:szCs w:val="28"/>
               </w:rPr>
             </w:pPr>
             <w:r>
               <w:rPr>
                 <w:rFonts w:ascii="TH SarabunPSK" w:hAnsi="TH SarabunPSK" w:cs="TH SarabunPSK"/>
+                <w:sz w:val="28"/>
+                <w:szCs w:val="28"/>
               </w:rPr>
               <w:t>10</w:t>
             </w:r>
@@ -2967,12 +3078,16 @@
               <w:rPr>
                 <w:rFonts w:ascii="TH SarabunPSK" w:eastAsia="Times New Roman" w:hAnsi="TH SarabunPSK" w:cs="TH SarabunPSK"/>
                 <w:spacing w:val="-10"/>
+                <w:sz w:val="28"/>
+                <w:szCs w:val="28"/>
                 <w:cs/>
               </w:rPr>
             </w:pPr>
             <w:r>
               <w:rPr>
                 <w:rFonts w:ascii="TH SarabunPSK" w:hAnsi="TH SarabunPSK" w:cs="TH SarabunPSK" w:hint="cs"/>
+                <w:sz w:val="28"/>
+                <w:szCs w:val="28"/>
                 <w:cs/>
               </w:rPr>
               <w:t>ความสะดวกในการ</w:t>
@@ -2981,6 +3096,8 @@
               <w:rPr>
                 <w:rFonts w:ascii="TH SarabunPSK" w:eastAsia="Times New Roman" w:hAnsi="TH SarabunPSK" w:cs="TH SarabunPSK" w:hint="cs"/>
                 <w:spacing w:val="-10"/>
+                <w:sz w:val="28"/>
+                <w:szCs w:val="28"/>
                 <w:cs/>
               </w:rPr>
               <w:t>ใช้งานระบบ</w:t>
@@ -3003,6 +3120,8 @@
               <w:pStyle w:val="Thesis-Style"/>
               <w:rPr>
                 <w:rFonts w:ascii="TH SarabunPSK" w:hAnsi="TH SarabunPSK" w:cs="TH SarabunPSK"/>
+                <w:sz w:val="28"/>
+                <w:szCs w:val="28"/>
               </w:rPr>
             </w:pPr>
           </w:p>
@@ -3023,6 +3142,8 @@
               <w:pStyle w:val="Thesis-Style"/>
               <w:rPr>
                 <w:rFonts w:ascii="TH SarabunPSK" w:hAnsi="TH SarabunPSK" w:cs="TH SarabunPSK"/>
+                <w:sz w:val="28"/>
+                <w:szCs w:val="28"/>
               </w:rPr>
             </w:pPr>
           </w:p>
@@ -3043,6 +3164,8 @@
               <w:pStyle w:val="Thesis-Style"/>
               <w:rPr>
                 <w:rFonts w:ascii="TH SarabunPSK" w:hAnsi="TH SarabunPSK" w:cs="TH SarabunPSK"/>
+                <w:sz w:val="28"/>
+                <w:szCs w:val="28"/>
               </w:rPr>
             </w:pPr>
           </w:p>
@@ -3063,6 +3186,8 @@
               <w:pStyle w:val="Thesis-Style"/>
               <w:rPr>
                 <w:rFonts w:ascii="TH SarabunPSK" w:hAnsi="TH SarabunPSK" w:cs="TH SarabunPSK"/>
+                <w:sz w:val="28"/>
+                <w:szCs w:val="28"/>
               </w:rPr>
             </w:pPr>
           </w:p>
@@ -3083,6 +3208,8 @@
               <w:pStyle w:val="Thesis-Style"/>
               <w:rPr>
                 <w:rFonts w:ascii="TH SarabunPSK" w:hAnsi="TH SarabunPSK" w:cs="TH SarabunPSK"/>
+                <w:sz w:val="28"/>
+                <w:szCs w:val="28"/>
               </w:rPr>
             </w:pPr>
           </w:p>
@@ -3093,44 +3220,19 @@
       <w:pPr>
         <w:pStyle w:val="Thesis-Style"/>
         <w:rPr>
-          <w:rFonts w:ascii="TH SarabunPSK" w:hAnsi="TH SarabunPSK" w:cs="TH SarabunPSK"/>
-          <w:sz w:val="20"/>
-          <w:szCs w:val="20"/>
-        </w:rPr>
-      </w:pPr>
-      <w:r>
-        <w:rPr>
-          <w:rFonts w:ascii="TH SarabunPSK" w:hAnsi="TH SarabunPSK" w:cs="TH SarabunPSK"/>
-          <w:cs/>
-        </w:rPr>
-        <w:tab/>
-      </w:r>
+          <w:rFonts w:ascii="TH SarabunPSK" w:hAnsi="TH SarabunPSK" w:cs="TH SarabunPSK" w:hint="cs"/>
+          <w:sz w:val="28"/>
+          <w:szCs w:val="28"/>
+        </w:rPr>
+      </w:pPr>
     </w:p>
     <w:p>
       <w:pPr>
         <w:pStyle w:val="Thesis-Style"/>
         <w:rPr>
           <w:rFonts w:ascii="TH SarabunPSK" w:hAnsi="TH SarabunPSK" w:cs="TH SarabunPSK"/>
-          <w:sz w:val="20"/>
-          <w:szCs w:val="20"/>
-        </w:rPr>
-      </w:pPr>
-    </w:p>
-    <w:p>
-      <w:pPr>
-        <w:pStyle w:val="Thesis-Style"/>
-        <w:rPr>
-          <w:rFonts w:ascii="TH SarabunPSK" w:hAnsi="TH SarabunPSK" w:cs="TH SarabunPSK"/>
-          <w:sz w:val="20"/>
-          <w:szCs w:val="20"/>
-        </w:rPr>
-      </w:pPr>
-    </w:p>
-    <w:p>
-      <w:pPr>
-        <w:pStyle w:val="Thesis-Style"/>
-        <w:rPr>
-          <w:rFonts w:ascii="TH SarabunPSK" w:hAnsi="TH SarabunPSK" w:cs="TH SarabunPSK"/>
+          <w:sz w:val="28"/>
+          <w:szCs w:val="28"/>
         </w:rPr>
       </w:pPr>
       <w:r>
@@ -3138,9 +3240,10 @@
           <w:rFonts w:ascii="TH SarabunPSK" w:hAnsi="TH SarabunPSK" w:cs="TH SarabunPSK"/>
           <w:b/>
           <w:bCs/>
-          <w:cs/>
-        </w:rPr>
-        <w:lastRenderedPageBreak/>
+          <w:sz w:val="28"/>
+          <w:szCs w:val="28"/>
+          <w:cs/>
+        </w:rPr>
         <w:t xml:space="preserve">ตอนที่ </w:t>
       </w:r>
       <w:r>
@@ -3148,6 +3251,8 @@
           <w:rFonts w:ascii="TH SarabunPSK" w:hAnsi="TH SarabunPSK" w:cs="TH SarabunPSK" w:hint="cs"/>
           <w:b/>
           <w:bCs/>
+          <w:sz w:val="28"/>
+          <w:szCs w:val="28"/>
           <w:cs/>
         </w:rPr>
         <w:t>3</w:t>
@@ -3155,6 +3260,8 @@
       <w:r>
         <w:rPr>
           <w:rFonts w:ascii="TH SarabunPSK" w:hAnsi="TH SarabunPSK" w:cs="TH SarabunPSK"/>
+          <w:sz w:val="28"/>
+          <w:szCs w:val="28"/>
           <w:cs/>
         </w:rPr>
         <w:t xml:space="preserve"> ข้อเสนอแนะ</w:t>
@@ -3165,27 +3272,49 @@
         <w:pStyle w:val="Thesis-Style"/>
         <w:rPr>
           <w:rFonts w:ascii="TH SarabunPSK" w:hAnsi="TH SarabunPSK" w:cs="TH SarabunPSK"/>
-        </w:rPr>
-      </w:pPr>
-      <w:r>
-        <w:rPr>
-          <w:rFonts w:ascii="TH SarabunPSK" w:hAnsi="TH SarabunPSK" w:cs="TH SarabunPSK"/>
+          <w:sz w:val="28"/>
+          <w:szCs w:val="28"/>
+        </w:rPr>
+      </w:pPr>
+      <w:r>
+        <w:rPr>
+          <w:rFonts w:ascii="TH SarabunPSK" w:hAnsi="TH SarabunPSK" w:cs="TH SarabunPSK"/>
+          <w:sz w:val="28"/>
+          <w:szCs w:val="28"/>
         </w:rPr>
         <w:t>………………………………………………………………………………………………………………………………………………</w:t>
       </w:r>
-    </w:p>
-    <w:p>
-      <w:pPr>
-        <w:pStyle w:val="Thesis-Style"/>
-        <w:rPr>
-          <w:rFonts w:ascii="TH SarabunPSK" w:hAnsi="TH SarabunPSK" w:cs="TH SarabunPSK"/>
-        </w:rPr>
-      </w:pPr>
-      <w:r>
-        <w:rPr>
-          <w:rFonts w:ascii="TH SarabunPSK" w:hAnsi="TH SarabunPSK" w:cs="TH SarabunPSK"/>
-        </w:rPr>
-        <w:t>………………………………………………………………………………………………………………………………………………</w:t>
+      <w:r>
+        <w:rPr>
+          <w:rFonts w:ascii="TH SarabunPSK" w:hAnsi="TH SarabunPSK" w:cs="TH SarabunPSK"/>
+          <w:sz w:val="28"/>
+          <w:szCs w:val="28"/>
+        </w:rPr>
+        <w:t>…………………</w:t>
+      </w:r>
+      <w:r>
+        <w:rPr>
+          <w:rFonts w:ascii="TH SarabunPSK" w:hAnsi="TH SarabunPSK" w:cs="TH SarabunPSK"/>
+          <w:sz w:val="28"/>
+          <w:szCs w:val="28"/>
+        </w:rPr>
+        <w:t>………</w:t>
+      </w:r>
+      <w:r>
+        <w:rPr>
+          <w:rFonts w:ascii="TH SarabunPSK" w:hAnsi="TH SarabunPSK" w:cs="TH SarabunPSK"/>
+          <w:sz w:val="28"/>
+          <w:szCs w:val="28"/>
+        </w:rPr>
+        <w:t>…………………………………………………………………………………………………………………………………………………………………</w:t>
+      </w:r>
+      <w:r>
+        <w:rPr>
+          <w:rFonts w:ascii="TH SarabunPSK" w:hAnsi="TH SarabunPSK" w:cs="TH SarabunPSK"/>
+          <w:sz w:val="28"/>
+          <w:szCs w:val="28"/>
+        </w:rPr>
+        <w:t>…………………………………………………………………………………………………………………………………………………………………………………………………………………………………………………………………………………………………………………………………………………………………………………………………………………………………………………………………………………………………………………………………………………………………………………………………………………………………………………………………</w:t>
       </w:r>
     </w:p>
     <w:sectPr>
@@ -3199,7 +3328,7 @@
 </file>
 
 <file path=word/endnotes.xml><?xml version="1.0" encoding="utf-8"?>
-<w:endnotes xmlns:wpc="http://schemas.microsoft.com/office/word/2010/wordprocessingCanvas" xmlns:cx="http://schemas.microsoft.com/office/drawing/2014/chartex" xmlns:cx1="http://schemas.microsoft.com/office/drawing/2015/9/8/chartex" xmlns:cx2="http://schemas.microsoft.com/office/drawing/2015/10/21/chartex" xmlns:cx3="http://schemas.microsoft.com/office/drawing/2016/5/9/chartex" xmlns:cx4="http://schemas.microsoft.com/office/drawing/2016/5/10/chartex" xmlns:cx5="http://schemas.microsoft.com/office/drawing/2016/5/11/chartex" xmlns:cx6="http://schemas.microsoft.com/office/drawing/2016/5/12/chartex" xmlns:cx7="http://schemas.microsoft.com/office/drawing/2016/5/13/chartex" xmlns:cx8="http://schemas.microsoft.com/office/drawing/2016/5/14/chartex" xmlns:mc="http://schemas.openxmlformats.org/markup-compatibility/2006" xmlns:aink="http://schemas.microsoft.com/office/drawing/2016/ink" xmlns:am3d="http://schemas.microsoft.com/office/drawing/2017/model3d" xmlns:o="urn:schemas-microsoft-com:office:office" xmlns:oel="http://schemas.microsoft.com/office/2019/extlst" xmlns:r="http://schemas.openxmlformats.org/officeDocument/2006/relationships" xmlns:m="http://schemas.openxmlformats.org/officeDocument/2006/math" xmlns:v="urn:schemas-microsoft-com:vml" xmlns:wp14="http://schemas.microsoft.com/office/word/2010/wordprocessingDrawing" xmlns:wp="http://schemas.openxmlformats.org/drawingml/2006/wordprocessingDrawing" xmlns:w10="urn:schemas-microsoft-com:office:word" xmlns:w="http://schemas.openxmlformats.org/wordprocessingml/2006/main" xmlns:w14="http://schemas.microsoft.com/office/word/2010/wordml" xmlns:w15="http://schemas.microsoft.com/office/word/2012/wordml" xmlns:w16cex="http://schemas.microsoft.com/office/word/2018/wordml/cex" xmlns:w16cid="http://schemas.microsoft.com/office/word/2016/wordml/cid" xmlns:w16="http://schemas.microsoft.com/office/word/2018/wordml" xmlns:w16du="http://schemas.microsoft.com/office/word/2023/wordml/word16du" xmlns:w16sdtdh="http://schemas.microsoft.com/office/word/2020/wordml/sdtdatahash" xmlns:w16sdtfl="http://schemas.microsoft.com/office/word/2024/wordml/sdtformatlock" xmlns:w16se="http://schemas.microsoft.com/office/word/2015/wordml/symex" xmlns:wpg="http://schemas.microsoft.com/office/word/2010/wordprocessingGroup" xmlns:wpi="http://schemas.microsoft.com/office/word/2010/wordprocessingInk" xmlns:wne="http://schemas.microsoft.com/office/word/2006/wordml" xmlns:wps="http://schemas.microsoft.com/office/word/2010/wordprocessingShape" mc:Ignorable="w14 w15 w16se w16cid w16 w16cex w16sdtdh w16sdtfl w16du wp14">
+<w:endnotes xmlns:wpc="http://schemas.microsoft.com/office/word/2010/wordprocessingCanvas" xmlns:cx="http://schemas.microsoft.com/office/drawing/2014/chartex" xmlns:cx1="http://schemas.microsoft.com/office/drawing/2015/9/8/chartex" xmlns:cx2="http://schemas.microsoft.com/office/drawing/2015/10/21/chartex" xmlns:cx3="http://schemas.microsoft.com/office/drawing/2016/5/9/chartex" xmlns:cx4="http://schemas.microsoft.com/office/drawing/2016/5/10/chartex" xmlns:cx5="http://schemas.microsoft.com/office/drawing/2016/5/11/chartex" xmlns:cx6="http://schemas.microsoft.com/office/drawing/2016/5/12/chartex" xmlns:cx7="http://schemas.microsoft.com/office/drawing/2016/5/13/chartex" xmlns:cx8="http://schemas.microsoft.com/office/drawing/2016/5/14/chartex" xmlns:mc="http://schemas.openxmlformats.org/markup-compatibility/2006" xmlns:aink="http://schemas.microsoft.com/office/drawing/2016/ink" xmlns:am3d="http://schemas.microsoft.com/office/drawing/2017/model3d" xmlns:o="urn:schemas-microsoft-com:office:office" xmlns:oel="http://schemas.microsoft.com/office/2019/extlst" xmlns:r="http://schemas.openxmlformats.org/officeDocument/2006/relationships" xmlns:m="http://schemas.openxmlformats.org/officeDocument/2006/math" xmlns:v="urn:schemas-microsoft-com:vml" xmlns:wp14="http://schemas.microsoft.com/office/word/2010/wordprocessingDrawing" xmlns:wp="http://schemas.openxmlformats.org/drawingml/2006/wordprocessingDrawing" xmlns:w10="urn:schemas-microsoft-com:office:word" xmlns:w="http://schemas.openxmlformats.org/wordprocessingml/2006/main" xmlns:w14="http://schemas.microsoft.com/office/word/2010/wordml" xmlns:w15="http://schemas.microsoft.com/office/word/2012/wordml" xmlns:w16cex="http://schemas.microsoft.com/office/word/2018/wordml/cex" xmlns:w16cid="http://schemas.microsoft.com/office/word/2016/wordml/cid" xmlns:w16="http://schemas.microsoft.com/office/word/2018/wordml" xmlns:w16sdtdh="http://schemas.microsoft.com/office/word/2020/wordml/sdtdatahash" xmlns:w16se="http://schemas.microsoft.com/office/word/2015/wordml/symex" xmlns:wpg="http://schemas.microsoft.com/office/word/2010/wordprocessingGroup" xmlns:wpi="http://schemas.microsoft.com/office/word/2010/wordprocessingInk" xmlns:wne="http://schemas.microsoft.com/office/word/2006/wordml" xmlns:wps="http://schemas.microsoft.com/office/word/2010/wordprocessingShape" mc:Ignorable="w14 w15 w16se w16cid w16 w16cex w16sdtdh wp14">
   <w:endnote w:type="separator" w:id="-1">
     <w:p>
       <w:pPr>
@@ -3224,7 +3353,7 @@
 </file>
 
 <file path=word/footnotes.xml><?xml version="1.0" encoding="utf-8"?>
-<w:footnotes xmlns:wpc="http://schemas.microsoft.com/office/word/2010/wordprocessingCanvas" xmlns:cx="http://schemas.microsoft.com/office/drawing/2014/chartex" xmlns:cx1="http://schemas.microsoft.com/office/drawing/2015/9/8/chartex" xmlns:cx2="http://schemas.microsoft.com/office/drawing/2015/10/21/chartex" xmlns:cx3="http://schemas.microsoft.com/office/drawing/2016/5/9/chartex" xmlns:cx4="http://schemas.microsoft.com/office/drawing/2016/5/10/chartex" xmlns:cx5="http://schemas.microsoft.com/office/drawing/2016/5/11/chartex" xmlns:cx6="http://schemas.microsoft.com/office/drawing/2016/5/12/chartex" xmlns:cx7="http://schemas.microsoft.com/office/drawing/2016/5/13/chartex" xmlns:cx8="http://schemas.microsoft.com/office/drawing/2016/5/14/chartex" xmlns:mc="http://schemas.openxmlformats.org/markup-compatibility/2006" xmlns:aink="http://schemas.microsoft.com/office/drawing/2016/ink" xmlns:am3d="http://schemas.microsoft.com/office/drawing/2017/model3d" xmlns:o="urn:schemas-microsoft-com:office:office" xmlns:oel="http://schemas.microsoft.com/office/2019/extlst" xmlns:r="http://schemas.openxmlformats.org/officeDocument/2006/relationships" xmlns:m="http://schemas.openxmlformats.org/officeDocument/2006/math" xmlns:v="urn:schemas-microsoft-com:vml" xmlns:wp14="http://schemas.microsoft.com/office/word/2010/wordprocessingDrawing" xmlns:wp="http://schemas.openxmlformats.org/drawingml/2006/wordprocessingDrawing" xmlns:w10="urn:schemas-microsoft-com:office:word" xmlns:w="http://schemas.openxmlformats.org/wordprocessingml/2006/main" xmlns:w14="http://schemas.microsoft.com/office/word/2010/wordml" xmlns:w15="http://schemas.microsoft.com/office/word/2012/wordml" xmlns:w16cex="http://schemas.microsoft.com/office/word/2018/wordml/cex" xmlns:w16cid="http://schemas.microsoft.com/office/word/2016/wordml/cid" xmlns:w16="http://schemas.microsoft.com/office/word/2018/wordml" xmlns:w16du="http://schemas.microsoft.com/office/word/2023/wordml/word16du" xmlns:w16sdtdh="http://schemas.microsoft.com/office/word/2020/wordml/sdtdatahash" xmlns:w16sdtfl="http://schemas.microsoft.com/office/word/2024/wordml/sdtformatlock" xmlns:w16se="http://schemas.microsoft.com/office/word/2015/wordml/symex" xmlns:wpg="http://schemas.microsoft.com/office/word/2010/wordprocessingGroup" xmlns:wpi="http://schemas.microsoft.com/office/word/2010/wordprocessingInk" xmlns:wne="http://schemas.microsoft.com/office/word/2006/wordml" xmlns:wps="http://schemas.microsoft.com/office/word/2010/wordprocessingShape" mc:Ignorable="w14 w15 w16se w16cid w16 w16cex w16sdtdh w16sdtfl w16du wp14">
+<w:footnotes xmlns:wpc="http://schemas.microsoft.com/office/word/2010/wordprocessingCanvas" xmlns:cx="http://schemas.microsoft.com/office/drawing/2014/chartex" xmlns:cx1="http://schemas.microsoft.com/office/drawing/2015/9/8/chartex" xmlns:cx2="http://schemas.microsoft.com/office/drawing/2015/10/21/chartex" xmlns:cx3="http://schemas.microsoft.com/office/drawing/2016/5/9/chartex" xmlns:cx4="http://schemas.microsoft.com/office/drawing/2016/5/10/chartex" xmlns:cx5="http://schemas.microsoft.com/office/drawing/2016/5/11/chartex" xmlns:cx6="http://schemas.microsoft.com/office/drawing/2016/5/12/chartex" xmlns:cx7="http://schemas.microsoft.com/office/drawing/2016/5/13/chartex" xmlns:cx8="http://schemas.microsoft.com/office/drawing/2016/5/14/chartex" xmlns:mc="http://schemas.openxmlformats.org/markup-compatibility/2006" xmlns:aink="http://schemas.microsoft.com/office/drawing/2016/ink" xmlns:am3d="http://schemas.microsoft.com/office/drawing/2017/model3d" xmlns:o="urn:schemas-microsoft-com:office:office" xmlns:oel="http://schemas.microsoft.com/office/2019/extlst" xmlns:r="http://schemas.openxmlformats.org/officeDocument/2006/relationships" xmlns:m="http://schemas.openxmlformats.org/officeDocument/2006/math" xmlns:v="urn:schemas-microsoft-com:vml" xmlns:wp14="http://schemas.microsoft.com/office/word/2010/wordprocessingDrawing" xmlns:wp="http://schemas.openxmlformats.org/drawingml/2006/wordprocessingDrawing" xmlns:w10="urn:schemas-microsoft-com:office:word" xmlns:w="http://schemas.openxmlformats.org/wordprocessingml/2006/main" xmlns:w14="http://schemas.microsoft.com/office/word/2010/wordml" xmlns:w15="http://schemas.microsoft.com/office/word/2012/wordml" xmlns:w16cex="http://schemas.microsoft.com/office/word/2018/wordml/cex" xmlns:w16cid="http://schemas.microsoft.com/office/word/2016/wordml/cid" xmlns:w16="http://schemas.microsoft.com/office/word/2018/wordml" xmlns:w16sdtdh="http://schemas.microsoft.com/office/word/2020/wordml/sdtdatahash" xmlns:w16se="http://schemas.microsoft.com/office/word/2015/wordml/symex" xmlns:wpg="http://schemas.microsoft.com/office/word/2010/wordprocessingGroup" xmlns:wpi="http://schemas.microsoft.com/office/word/2010/wordprocessingInk" xmlns:wne="http://schemas.microsoft.com/office/word/2006/wordml" xmlns:wps="http://schemas.microsoft.com/office/word/2010/wordprocessingShape" mc:Ignorable="w14 w15 w16se w16cid w16 w16cex w16sdtdh wp14">
   <w:footnote w:type="separator" w:id="-1">
     <w:p>
       <w:pPr>
@@ -3249,7 +3378,7 @@
 </file>
 
 <file path=word/numbering.xml><?xml version="1.0" encoding="utf-8"?>
-<w:numbering xmlns:wpc="http://schemas.microsoft.com/office/word/2010/wordprocessingCanvas" xmlns:cx="http://schemas.microsoft.com/office/drawing/2014/chartex" xmlns:cx1="http://schemas.microsoft.com/office/drawing/2015/9/8/chartex" xmlns:cx2="http://schemas.microsoft.com/office/drawing/2015/10/21/chartex" xmlns:cx3="http://schemas.microsoft.com/office/drawing/2016/5/9/chartex" xmlns:cx4="http://schemas.microsoft.com/office/drawing/2016/5/10/chartex" xmlns:cx5="http://schemas.microsoft.com/office/drawing/2016/5/11/chartex" xmlns:cx6="http://schemas.microsoft.com/office/drawing/2016/5/12/chartex" xmlns:cx7="http://schemas.microsoft.com/office/drawing/2016/5/13/chartex" xmlns:cx8="http://schemas.microsoft.com/office/drawing/2016/5/14/chartex" xmlns:mc="http://schemas.openxmlformats.org/markup-compatibility/2006" xmlns:aink="http://schemas.microsoft.com/office/drawing/2016/ink" xmlns:am3d="http://schemas.microsoft.com/office/drawing/2017/model3d" xmlns:o="urn:schemas-microsoft-com:office:office" xmlns:oel="http://schemas.microsoft.com/office/2019/extlst" xmlns:r="http://schemas.openxmlformats.org/officeDocument/2006/relationships" xmlns:m="http://schemas.openxmlformats.org/officeDocument/2006/math" xmlns:v="urn:schemas-microsoft-com:vml" xmlns:wp14="http://schemas.microsoft.com/office/word/2010/wordprocessingDrawing" xmlns:wp="http://schemas.openxmlformats.org/drawingml/2006/wordprocessingDrawing" xmlns:w10="urn:schemas-microsoft-com:office:word" xmlns:w="http://schemas.openxmlformats.org/wordprocessingml/2006/main" xmlns:w14="http://schemas.microsoft.com/office/word/2010/wordml" xmlns:w15="http://schemas.microsoft.com/office/word/2012/wordml" xmlns:w16cex="http://schemas.microsoft.com/office/word/2018/wordml/cex" xmlns:w16cid="http://schemas.microsoft.com/office/word/2016/wordml/cid" xmlns:w16="http://schemas.microsoft.com/office/word/2018/wordml" xmlns:w16du="http://schemas.microsoft.com/office/word/2023/wordml/word16du" xmlns:w16sdtdh="http://schemas.microsoft.com/office/word/2020/wordml/sdtdatahash" xmlns:w16sdtfl="http://schemas.microsoft.com/office/word/2024/wordml/sdtformatlock" xmlns:w16se="http://schemas.microsoft.com/office/word/2015/wordml/symex" xmlns:wpg="http://schemas.microsoft.com/office/word/2010/wordprocessingGroup" xmlns:wpi="http://schemas.microsoft.com/office/word/2010/wordprocessingInk" xmlns:wne="http://schemas.microsoft.com/office/word/2006/wordml" xmlns:wps="http://schemas.microsoft.com/office/word/2010/wordprocessingShape" mc:Ignorable="w14 w15 w16se w16cid w16 w16cex w16sdtdh w16sdtfl w16du wp14">
+<w:numbering xmlns:wpc="http://schemas.microsoft.com/office/word/2010/wordprocessingCanvas" xmlns:cx="http://schemas.microsoft.com/office/drawing/2014/chartex" xmlns:cx1="http://schemas.microsoft.com/office/drawing/2015/9/8/chartex" xmlns:cx2="http://schemas.microsoft.com/office/drawing/2015/10/21/chartex" xmlns:cx3="http://schemas.microsoft.com/office/drawing/2016/5/9/chartex" xmlns:cx4="http://schemas.microsoft.com/office/drawing/2016/5/10/chartex" xmlns:cx5="http://schemas.microsoft.com/office/drawing/2016/5/11/chartex" xmlns:cx6="http://schemas.microsoft.com/office/drawing/2016/5/12/chartex" xmlns:cx7="http://schemas.microsoft.com/office/drawing/2016/5/13/chartex" xmlns:cx8="http://schemas.microsoft.com/office/drawing/2016/5/14/chartex" xmlns:mc="http://schemas.openxmlformats.org/markup-compatibility/2006" xmlns:aink="http://schemas.microsoft.com/office/drawing/2016/ink" xmlns:am3d="http://schemas.microsoft.com/office/drawing/2017/model3d" xmlns:o="urn:schemas-microsoft-com:office:office" xmlns:oel="http://schemas.microsoft.com/office/2019/extlst" xmlns:r="http://schemas.openxmlformats.org/officeDocument/2006/relationships" xmlns:m="http://schemas.openxmlformats.org/officeDocument/2006/math" xmlns:v="urn:schemas-microsoft-com:vml" xmlns:wp14="http://schemas.microsoft.com/office/word/2010/wordprocessingDrawing" xmlns:wp="http://schemas.openxmlformats.org/drawingml/2006/wordprocessingDrawing" xmlns:w10="urn:schemas-microsoft-com:office:word" xmlns:w="http://schemas.openxmlformats.org/wordprocessingml/2006/main" xmlns:w14="http://schemas.microsoft.com/office/word/2010/wordml" xmlns:w15="http://schemas.microsoft.com/office/word/2012/wordml" xmlns:w16cex="http://schemas.microsoft.com/office/word/2018/wordml/cex" xmlns:w16cid="http://schemas.microsoft.com/office/word/2016/wordml/cid" xmlns:w16="http://schemas.microsoft.com/office/word/2018/wordml" xmlns:w16sdtdh="http://schemas.microsoft.com/office/word/2020/wordml/sdtdatahash" xmlns:w16se="http://schemas.microsoft.com/office/word/2015/wordml/symex" xmlns:wpg="http://schemas.microsoft.com/office/word/2010/wordprocessingGroup" xmlns:wpi="http://schemas.microsoft.com/office/word/2010/wordprocessingInk" xmlns:wne="http://schemas.microsoft.com/office/word/2006/wordml" xmlns:wps="http://schemas.microsoft.com/office/word/2010/wordprocessingShape" mc:Ignorable="w14 w15 w16se w16cid w16 w16cex w16sdtdh wp14">
   <w:abstractNum w:abstractNumId="0" w15:restartNumberingAfterBreak="0">
     <w:nsid w:val="14622809"/>
     <w:multiLevelType w:val="hybridMultilevel"/>
@@ -3830,7 +3959,7 @@
 </file>
 
 <file path=word/styles.xml><?xml version="1.0" encoding="utf-8"?>
-<w:styles xmlns:mc="http://schemas.openxmlformats.org/markup-compatibility/2006" xmlns:r="http://schemas.openxmlformats.org/officeDocument/2006/relationships" xmlns:w="http://schemas.openxmlformats.org/wordprocessingml/2006/main" xmlns:w14="http://schemas.microsoft.com/office/word/2010/wordml" xmlns:w15="http://schemas.microsoft.com/office/word/2012/wordml" xmlns:w16cex="http://schemas.microsoft.com/office/word/2018/wordml/cex" xmlns:w16cid="http://schemas.microsoft.com/office/word/2016/wordml/cid" xmlns:w16="http://schemas.microsoft.com/office/word/2018/wordml" xmlns:w16du="http://schemas.microsoft.com/office/word/2023/wordml/word16du" xmlns:w16sdtdh="http://schemas.microsoft.com/office/word/2020/wordml/sdtdatahash" xmlns:w16sdtfl="http://schemas.microsoft.com/office/word/2024/wordml/sdtformatlock" xmlns:w16se="http://schemas.microsoft.com/office/word/2015/wordml/symex" mc:Ignorable="w14 w15 w16se w16cid w16 w16cex w16sdtdh w16sdtfl w16du">
+<w:styles xmlns:mc="http://schemas.openxmlformats.org/markup-compatibility/2006" xmlns:r="http://schemas.openxmlformats.org/officeDocument/2006/relationships" xmlns:w="http://schemas.openxmlformats.org/wordprocessingml/2006/main" xmlns:w14="http://schemas.microsoft.com/office/word/2010/wordml" xmlns:w15="http://schemas.microsoft.com/office/word/2012/wordml" xmlns:w16cex="http://schemas.microsoft.com/office/word/2018/wordml/cex" xmlns:w16cid="http://schemas.microsoft.com/office/word/2016/wordml/cid" xmlns:w16="http://schemas.microsoft.com/office/word/2018/wordml" xmlns:w16sdtdh="http://schemas.microsoft.com/office/word/2020/wordml/sdtdatahash" xmlns:w16se="http://schemas.microsoft.com/office/word/2015/wordml/symex" mc:Ignorable="w14 w15 w16se w16cid w16 w16cex w16sdtdh">
   <w:docDefaults>
     <w:rPrDefault>
       <w:rPr>
